--- a/Универ/5 курс/ХИУД/ЛР/ХИУД.ЛР4.250541.Власов.docx
+++ b/Универ/5 курс/ХИУД/ЛР/ХИУД.ЛР4.250541.Власов.docx
@@ -830,6 +830,7 @@
           <w:b w:val="0"/>
           <w:bCs w:val="0"/>
         </w:rPr>
+        <w:lastRenderedPageBreak/>
         <w:t>Содержание</w:t>
       </w:r>
     </w:p>
@@ -884,9 +885,9 @@
               <w:rPr>
                 <w:sz w:val="28"/>
                 <w:szCs w:val="28"/>
-                <w:lang w:val="ru-RU" w:eastAsia="en-US"/>
-              </w:rPr>
-              <w:t xml:space="preserve">Введение</w:t>
+                <w:lang w:eastAsia="en-US"/>
+              </w:rPr>
+              <w:t>Введение</w:t>
             </w:r>
             <w:r>
               <w:rPr>
@@ -947,9 +948,9 @@
               <w:rPr>
                 <w:sz w:val="28"/>
                 <w:szCs w:val="28"/>
-                <w:lang w:val="ru-RU" w:eastAsia="en-US"/>
-              </w:rPr>
-              <w:t xml:space="preserve">1 Выполнение работы</w:t>
+                <w:lang w:eastAsia="en-US"/>
+              </w:rPr>
+              <w:t>1 Выполнение работы</w:t>
             </w:r>
             <w:r>
               <w:rPr>
@@ -1010,9 +1011,9 @@
               <w:rPr>
                 <w:sz w:val="28"/>
                 <w:szCs w:val="28"/>
-                <w:lang w:val="ru-RU" w:eastAsia="en-US"/>
-              </w:rPr>
-              <w:t xml:space="preserve">1.1 Проверка настройки PowerPath</w:t>
+                <w:lang w:eastAsia="en-US"/>
+              </w:rPr>
+              <w:t>1.1 Проверка настройки PowerPath</w:t>
             </w:r>
             <w:r>
               <w:rPr>
@@ -1073,9 +1074,9 @@
               <w:rPr>
                 <w:sz w:val="28"/>
                 <w:szCs w:val="28"/>
-                <w:lang w:val="ru-RU" w:eastAsia="en-US"/>
-              </w:rPr>
-              <w:t xml:space="preserve">1.2 Анализ существующей защиты</w:t>
+                <w:lang w:eastAsia="en-US"/>
+              </w:rPr>
+              <w:t>1.2 Анализ существующей защиты</w:t>
             </w:r>
             <w:r>
               <w:rPr>
@@ -1136,9 +1137,9 @@
               <w:rPr>
                 <w:sz w:val="28"/>
                 <w:szCs w:val="28"/>
-                <w:lang w:val="ru-RU" w:eastAsia="en-US"/>
-              </w:rPr>
-              <w:t xml:space="preserve">1.3 Настройка защиты LUN</w:t>
+                <w:lang w:eastAsia="en-US"/>
+              </w:rPr>
+              <w:t>1.3 Настройка защиты LUN</w:t>
             </w:r>
             <w:r>
               <w:rPr>
@@ -1170,7 +1171,7 @@
                 <w:sz w:val="28"/>
                 <w:szCs w:val="28"/>
               </w:rPr>
-              <w:t>9</w:t>
+              <w:t>8</w:t>
             </w:r>
           </w:p>
         </w:tc>
@@ -1199,9 +1200,9 @@
               <w:rPr>
                 <w:sz w:val="28"/>
                 <w:szCs w:val="28"/>
-                <w:lang w:val="ru-RU" w:eastAsia="en-US"/>
-              </w:rPr>
-              <w:t xml:space="preserve">Заключение</w:t>
+                <w:lang w:eastAsia="en-US"/>
+              </w:rPr>
+              <w:t>Заключение</w:t>
             </w:r>
             <w:r>
               <w:rPr>
@@ -1233,7 +1234,7 @@
                 <w:sz w:val="28"/>
                 <w:szCs w:val="28"/>
               </w:rPr>
-              <w:t>15</w:t>
+              <w:t>14</w:t>
             </w:r>
           </w:p>
         </w:tc>
@@ -1244,14 +1245,15 @@
         <w:pStyle w:val="a5"/>
         <w:pageBreakBefore/>
         <w:rPr>
-          <w:lang w:val="ru-RU" w:eastAsia="en-US"/>
-        </w:rPr>
-      </w:pPr>
-      <w:r>
-        <w:rPr>
-          <w:lang w:val="ru-RU" w:eastAsia="en-US"/>
-        </w:rPr>
-        <w:t xml:space="preserve">Введение</w:t>
+          <w:lang w:eastAsia="en-US"/>
+        </w:rPr>
+      </w:pPr>
+      <w:r>
+        <w:rPr>
+          <w:lang w:eastAsia="en-US"/>
+        </w:rPr>
+        <w:lastRenderedPageBreak/>
+        <w:t>Введение</w:t>
       </w:r>
     </w:p>
     <w:p>
@@ -1265,7 +1267,7 @@
         <w:rPr>
           <w:lang w:val="ru-RU" w:eastAsia="en-US"/>
         </w:rPr>
-        <w:t xml:space="preserve">Лабораторная работа посвящена двум способам сохранить доступ к данным при сбоях. Первый способ работает на стороне хоста: программа многопутевого ввода-вывода (multipath) направляет запросы к массиву по нескольким путям и при отказе пути переключается на исправный. Второй способ работает на стороне массива: локальная защита периодически создаёт снимки (snapshots) томов, и по снимку данные восстанавливаются на момент его создания.</w:t>
+        <w:t>Лабораторная работа посвящена двум способам сохранить доступ к данным при сбоях. Первый способ работает на стороне хоста: программа многопутевого ввода-вывода (multipath) направляет запросы к массиву по нескольким путям и при отказе пути переключается на исправный. Второй способ работает на стороне массива: локальная защита периодически создаёт снимки (snapshots) томов, и по снимку данные восстанавливаются на момент его создания.</w:t>
       </w:r>
     </w:p>
     <w:p>
@@ -1279,7 +1281,7 @@
         <w:rPr>
           <w:lang w:val="ru-RU" w:eastAsia="en-US"/>
         </w:rPr>
-        <w:t xml:space="preserve">Цель первой части работы: изучить настройку multipath. Задача: удостовериться в правильности настройки адаптера PowerPath. Программа EMC PowerPath устанавливается на хост, объединяет все пути от адаптеров шины хоста (HBA) к логическому устройству массива в одно псевдоустройство, распределяет нагрузку между путями и исключает из работы неисправные пути. Настройка проверяется командой powermt. В работе анализируется приведённый в задании вывод этой команды на хосте Windows с установленным EMC PowerPath: исходное состояние, проверка путей командой powermt check и состояние после проверки.</w:t>
+        <w:t xml:space="preserve">Цель работы: изучить настройку multipath и рассмотреть использование локальных систем защиты для обеспечения высокой доступности ресурсов в сети хранения данных. Задачи работы: удостовериться в правильности настройки адаптера PowerPath, проверить, правильно ли настроена система защиты, настроить расписание снимков, защитить LUN в массиве и проверить локальную конфигурацию защиты.</w:t>
       </w:r>
     </w:p>
     <w:p>
@@ -1293,7 +1295,7 @@
         <w:rPr>
           <w:lang w:val="ru-RU" w:eastAsia="en-US"/>
         </w:rPr>
-        <w:t xml:space="preserve">Цель второй части работы: рассмотреть использование локальных систем защиты для обеспечения высокой доступности ресурсов в сети хранения данных. Задачи: проверить, правильно ли настроена система защиты, настроить расписание снимков, защитить LUN в массиве и проверить локальную конфигурацию защиты. В симуляторе Unisphere VNXe Demo изучаются существующие расписания снимков и защита LUN и файловых систем, затем для группы LUNGroup-FC создаётся новое расписание с дополнительным еженедельным снимком.</w:t>
+        <w:t xml:space="preserve">Программа EMC PowerPath устанавливается на хост, объединяет все пути от адаптеров шины хоста (HBA) к логическому устройству массива в одно псевдоустройство, распределяет нагрузку между путями и исключает из работы неисправные пути. Настройка PowerPath проверяется командой powermt. В работе анализируется приведённый в задании вывод этой команды на хосте Windows с установленным EMC PowerPath: исходное состояние, проверка путей командой powermt check и состояние после проверки. Затем в симуляторе Unisphere VNXe Demo изучаются существующие расписания снимков и защита LUN и файловых систем, и для группы LUNGroup-FC создаётся новое расписание с дополнительным еженедельным снимком.</w:t>
       </w:r>
     </w:p>
     <w:p>
@@ -1307,7 +1309,7 @@
         <w:rPr>
           <w:lang w:val="ru-RU" w:eastAsia="en-US"/>
         </w:rPr>
-        <w:t xml:space="preserve">Снимок фиксирует состояние тома на определённый момент времени и хранит только блоки, изменённые после этого момента, поэтому занимает меньше места, чем полная копия. Снимки защищают от логических ошибок: случайного удаления файлов, порчи данных приложением или вредоносной программой. От отказа самого массива снимки не защищают, так как хранятся на том же массиве, что и исходный том.</w:t>
+        <w:t>Снимок фиксирует состояние тома на определённый момент времени и хранит только блоки, изменённые после этого момента, поэтому занимает меньше места, чем полная копия. Снимки защищают от логических ошибок: случайного удаления файлов, порчи данных приложением или вредоносной программой. От отказа самого массива снимки не защищают, так как хранятся на том же массиве, что и исходный том.</w:t>
       </w:r>
     </w:p>
     <w:p>
@@ -1321,7 +1323,7 @@
         <w:rPr>
           <w:lang w:val="ru-RU" w:eastAsia="en-US"/>
         </w:rPr>
-        <w:t xml:space="preserve">В отчёт вошли анализ вывода команд PowerPath, описание каждого шага настройки защиты, снимки экрана и итоговая конфигурация расписаний.</w:t>
+        <w:t>В отчёт вошли анализ вывода команд PowerPath, описание каждого шага настройки защиты, снимки экрана и итоговая конфигурация расписаний.</w:t>
       </w:r>
     </w:p>
     <w:p>
@@ -1330,29 +1332,23 @@
         <w:pageBreakBefore/>
         <w:ind w:left="0" w:firstLine="709"/>
         <w:rPr>
-          <w:lang w:val="ru-RU" w:eastAsia="en-US"/>
-        </w:rPr>
-      </w:pPr>
-      <w:r>
-        <w:rPr>
-          <w:lang w:val="ru-RU" w:eastAsia="en-US"/>
-        </w:rPr>
-        <w:t xml:space="preserve">Выполнение работы</w:t>
+          <w:lang w:eastAsia="en-US"/>
+        </w:rPr>
+      </w:pPr>
+      <w:r>
+        <w:rPr>
+          <w:lang w:eastAsia="en-US"/>
+        </w:rPr>
+        <w:lastRenderedPageBreak/>
+        <w:t>Выполнение работы</w:t>
       </w:r>
     </w:p>
     <w:p>
       <w:pPr>
         <w:pStyle w:val="a0"/>
-        <w:keepNext/>
-        <w:rPr>
-          <w:lang w:val="ru-RU" w:eastAsia="en-US"/>
-        </w:rPr>
-      </w:pPr>
-      <w:r>
-        <w:rPr>
-          <w:lang w:val="ru-RU" w:eastAsia="en-US"/>
-        </w:rPr>
-        <w:t xml:space="preserve">Проверка настройки PowerPath</w:t>
+      </w:pPr>
+      <w:r>
+        <w:t>Проверка настройки PowerPath</w:t>
       </w:r>
     </w:p>
     <w:p>
@@ -1366,10 +1362,10 @@
         <w:rPr>
           <w:lang w:val="ru-RU" w:eastAsia="en-US"/>
         </w:rPr>
-        <w:t xml:space="preserve">Для проверки и настройки PowerPath используются специальные команды, которые вводятся в командной строке хоста. В работе используется вывод этих команд, сохранённый в журнал на хосте Windows с установленным EMC PowerPath. Основная команда powermt display выводит сводку по адаптерам хоста и логическим устройствам (рисунок 1.1).</w:t>
-      </w:r>
-    </w:p>
-    <w:p xmlns:a="http://schemas.openxmlformats.org/drawingml/2006/main" xmlns:pic="http://schemas.openxmlformats.org/drawingml/2006/picture">
+        <w:t>Для проверки и настройки PowerPath используются специальные команды, которые вводятся в командной строке хоста. В работе используется вывод этих команд, сохранённый в журнал на хосте Windows с установленным EMC PowerPath. Основная команда powermt display выводит сводку по адаптерам хоста и логическим устройствам (рисунок 1.1).</w:t>
+      </w:r>
+    </w:p>
+    <w:p>
       <w:pPr>
         <w:pStyle w:val="a7"/>
         <w:keepNext/>
@@ -1385,22 +1381,22 @@
           <w:noProof/>
         </w:rPr>
         <w:drawing>
-          <wp:inline distT="0" distB="0" distL="0" distR="0">
+          <wp:inline distT="0" distB="0" distL="0" distR="0" wp14:anchorId="7DB760F9" wp14:editId="7F103AEC">
             <wp:extent cx="4680000" cy="1446927"/>
             <wp:effectExtent l="0" t="0" r="0" b="0"/>
             <wp:docPr id="1001" name="Рисунок 1001"/>
             <wp:cNvGraphicFramePr>
-              <a:graphicFrameLocks noChangeAspect="1"/>
+              <a:graphicFrameLocks xmlns:a="http://schemas.openxmlformats.org/drawingml/2006/main" noChangeAspect="1"/>
             </wp:cNvGraphicFramePr>
-            <a:graphic>
+            <a:graphic xmlns:a="http://schemas.openxmlformats.org/drawingml/2006/main">
               <a:graphicData uri="http://schemas.openxmlformats.org/drawingml/2006/picture">
-                <pic:pic>
+                <pic:pic xmlns:pic="http://schemas.openxmlformats.org/drawingml/2006/picture">
                   <pic:nvPicPr>
                     <pic:cNvPr id="1001" name="fig01.png"/>
                     <pic:cNvPicPr/>
                   </pic:nvPicPr>
                   <pic:blipFill>
-                    <a:blip r:embed="rIdFig1"/>
+                    <a:blip r:embed="rId8"/>
                     <a:stretch>
                       <a:fillRect/>
                     </a:stretch>
@@ -1435,7 +1431,7 @@
         <w:rPr>
           <w:lang w:val="ru-RU" w:eastAsia="en-US"/>
         </w:rPr>
-        <w:t xml:space="preserve">Рисунок 1.1 – Вывод команды powermt display в исходном состоянии</w:t>
+        <w:t>Рисунок 1.1 – Вывод команды powermt display в исходном состоянии</w:t>
       </w:r>
     </w:p>
     <w:p>
@@ -1449,7 +1445,7 @@
         <w:rPr>
           <w:lang w:val="ru-RU" w:eastAsia="en-US"/>
         </w:rPr>
-        <w:t xml:space="preserve">В начале вывода указано число логических устройств каждого типа массивов: Symmetrix logical device count=0, CLARiiON logical device count=37, Generic logical device count=0. Ниже приведена таблица адаптеров шины хоста (Host Bus Adapters). Для каждого адаптера указаны аппаратный путь HW Path, итоговое состояние Summary, общее число путей ввода-вывода Total, число неисправных путей Dead и статистика ошибок.</w:t>
+        <w:t>В начале вывода указано число логических устройств каждого типа массивов: Symmetrix logical device count=0, CLARiiON logical device count=37, Generic logical device count=0. Ниже приведена таблица адаптеров шины хоста (Host Bus Adapters). Для каждого адаптера указаны аппаратный путь HW Path, итоговое состояние Summary, общее число путей ввода-вывода Total, число неисправных путей Dead и статистика ошибок.</w:t>
       </w:r>
     </w:p>
     <w:p>
@@ -1463,7 +1459,7 @@
         <w:rPr>
           <w:lang w:val="ru-RU" w:eastAsia="en-US"/>
         </w:rPr>
-        <w:t xml:space="preserve">По этому выводу PowerPath управляет тремя инициаторами, то есть тремя адаптерами хоста: port2\path0, port3\path0 и port4\path0. Все логические устройства, доступные хосту, принадлежат массивам CLARiiON, их 37, устройств массивов Symmetrix и устройств общего типа Generic нет. Состояние адаптеров плохое. У port2\path0 неисправны 28 путей из 58, у port3\path0 неисправны 28 путей из 43, оба адаптера находятся в состоянии degraded. У port4\path0 неисправны все 24 пути, и адаптер находится в состоянии failed. В столбце Errors у адаптеров накоплено 43, 43 и 24 ошибки.</w:t>
+        <w:t>По этому выводу PowerPath управляет тремя инициаторами, то есть тремя адаптерами хоста: port2\path0, port3\path0 и port4\path0. Все логические устройства, доступные хосту, принадлежат массивам CLARiiON, их 37, устройств массивов Symmetrix и устройств общего типа Generic нет. Состояние адаптеров плохое. У port2\path0 неисправны 28 путей из 58, у port3\path0 неисправны 28 путей из 43, оба адаптера находятся в состоянии degraded. У port4\path0 неисправны все 24 пути, и адаптер находится в состоянии failed. В столбце Errors у адаптеров накоплено 43, 43 и 24 ошибки.</w:t>
       </w:r>
     </w:p>
     <w:p>
@@ -1477,10 +1473,10 @@
         <w:rPr>
           <w:lang w:val="ru-RU" w:eastAsia="en-US"/>
         </w:rPr>
-        <w:t xml:space="preserve">Подробности даёт команда powermt display paths (рисунок 1.2). Она группирует пути по массивам: для каждого сочетания адаптера и порта массива указаны серийный номер массива (Storage System ID), порт процессора хранения (Interface), общее число путей и число неисправных путей.</w:t>
-      </w:r>
-    </w:p>
-    <w:p xmlns:a="http://schemas.openxmlformats.org/drawingml/2006/main" xmlns:pic="http://schemas.openxmlformats.org/drawingml/2006/picture">
+        <w:t>Подробности даёт команда powermt display paths (рисунок 1.2). Она группирует пути по массивам: для каждого сочетания адаптера и порта массива указаны серийный номер массива (Storage System ID), порт процессора хранения (Interface), общее число путей и число неисправных путей.</w:t>
+      </w:r>
+    </w:p>
+    <w:p>
       <w:pPr>
         <w:pStyle w:val="a7"/>
         <w:keepNext/>
@@ -1495,23 +1491,24 @@
         <w:rPr>
           <w:noProof/>
         </w:rPr>
+        <w:lastRenderedPageBreak/>
         <w:drawing>
-          <wp:inline distT="0" distB="0" distL="0" distR="0">
+          <wp:inline distT="0" distB="0" distL="0" distR="0" wp14:anchorId="2CB1635A" wp14:editId="2C3D31AA">
             <wp:extent cx="3420000" cy="4239716"/>
             <wp:effectExtent l="0" t="0" r="0" b="0"/>
             <wp:docPr id="1002" name="Рисунок 1002"/>
             <wp:cNvGraphicFramePr>
-              <a:graphicFrameLocks noChangeAspect="1"/>
+              <a:graphicFrameLocks xmlns:a="http://schemas.openxmlformats.org/drawingml/2006/main" noChangeAspect="1"/>
             </wp:cNvGraphicFramePr>
-            <a:graphic>
+            <a:graphic xmlns:a="http://schemas.openxmlformats.org/drawingml/2006/main">
               <a:graphicData uri="http://schemas.openxmlformats.org/drawingml/2006/picture">
-                <pic:pic>
+                <pic:pic xmlns:pic="http://schemas.openxmlformats.org/drawingml/2006/picture">
                   <pic:nvPicPr>
                     <pic:cNvPr id="1002" name="fig02.png"/>
                     <pic:cNvPicPr/>
                   </pic:nvPicPr>
                   <pic:blipFill>
-                    <a:blip r:embed="rIdFig2"/>
+                    <a:blip r:embed="rId9"/>
                     <a:stretch>
                       <a:fillRect/>
                     </a:stretch>
@@ -1546,7 +1543,7 @@
         <w:rPr>
           <w:lang w:val="ru-RU" w:eastAsia="en-US"/>
         </w:rPr>
-        <w:t xml:space="preserve">Рисунок 1.2 – Вывод команды powermt display paths в исходном состоянии</w:t>
+        <w:t>Рисунок 1.2 – Вывод команды powermt display paths в исходном состоянии</w:t>
       </w:r>
     </w:p>
     <w:p>
@@ -1560,7 +1557,7 @@
         <w:rPr>
           <w:lang w:val="ru-RU" w:eastAsia="en-US"/>
         </w:rPr>
-        <w:t xml:space="preserve">Через адаптеры хоста видны три массива CLARiiON. Массив APM00134202454 доступен через порты SP B8 и SP A6 адаптера port2\path0 и порт SP A7 адаптера port3\path0, на каждом из этих портов 15 путей и ни одного неисправного. Массив APM00121802197 доступен через порты SP A0 и SP B2 адаптера port2\path0, SP A1 и SP B1 адаптера port3\path0 и SP A4, SP A5, SP B4 и SP B5 адаптера port4\path0, и все его пути неисправны. Массив APM00121802193 доступен только через порты SP A4 и SP B4 адаптера port4\path0, его пути тоже неисправны. Такие пути PowerPath помечает как неисправные пути ввода-вывода (Dead I/O paths).</w:t>
+        <w:t>Через адаптеры хоста видны три массива CLARiiON. Массив APM00134202454 доступен через порты SP B8 и SP A6 адаптера port2\path0 и порт SP A7 адаптера port3\path0, на каждом из этих портов 15 путей и ни одного неисправного. Массив APM00121802197 доступен через порты SP A0 и SP B2 адаптера port2\path0, SP A1 и SP B1 адаптера port3\path0 и SP A4, SP A5, SP B4 и SP B5 адаптера port4\path0, и все его пути неисправны. Массив APM00121802193 доступен только через порты SP A4 и SP B4 адаптера port4\path0, его пути тоже неисправны. Такие пути PowerPath помечает как неисправные пути ввода-вывода (Dead I/O paths).</w:t>
       </w:r>
     </w:p>
     <w:p>
@@ -1574,10 +1571,10 @@
         <w:rPr>
           <w:lang w:val="ru-RU" w:eastAsia="en-US"/>
         </w:rPr>
-        <w:t xml:space="preserve">Для обнаружения и удаления неисправных путей администратор запускает команду powermt check (рисунок 1.3). Команда находит путь c2t0d0 к массиву CLARiiON в состоянии dead и спрашивает, удалить ли его. Ответ a (all) удаляет этот и все остальные неисправные пути без дополнительных вопросов. После этого снова выполняется powermt display.</w:t>
-      </w:r>
-    </w:p>
-    <w:p xmlns:a="http://schemas.openxmlformats.org/drawingml/2006/main" xmlns:pic="http://schemas.openxmlformats.org/drawingml/2006/picture">
+        <w:t>Для обнаружения и удаления неисправных путей администратор запускает команду powermt check (рисунок 1.3). Команда находит путь c2t0d0 к массиву CLARiiON в состоянии dead и спрашивает, удалить ли его. Ответ a (all) удаляет этот и все остальные неисправные пути без дополнительных вопросов. После этого снова выполняется powermt display.</w:t>
+      </w:r>
+    </w:p>
+    <w:p>
       <w:pPr>
         <w:pStyle w:val="a7"/>
         <w:keepNext/>
@@ -1592,23 +1589,24 @@
         <w:rPr>
           <w:noProof/>
         </w:rPr>
+        <w:lastRenderedPageBreak/>
         <w:drawing>
-          <wp:inline distT="0" distB="0" distL="0" distR="0">
+          <wp:inline distT="0" distB="0" distL="0" distR="0" wp14:anchorId="42A7028D" wp14:editId="1C19B31E">
             <wp:extent cx="4680000" cy="1739253"/>
             <wp:effectExtent l="0" t="0" r="0" b="0"/>
             <wp:docPr id="1003" name="Рисунок 1003"/>
             <wp:cNvGraphicFramePr>
-              <a:graphicFrameLocks noChangeAspect="1"/>
+              <a:graphicFrameLocks xmlns:a="http://schemas.openxmlformats.org/drawingml/2006/main" noChangeAspect="1"/>
             </wp:cNvGraphicFramePr>
-            <a:graphic>
+            <a:graphic xmlns:a="http://schemas.openxmlformats.org/drawingml/2006/main">
               <a:graphicData uri="http://schemas.openxmlformats.org/drawingml/2006/picture">
-                <pic:pic>
+                <pic:pic xmlns:pic="http://schemas.openxmlformats.org/drawingml/2006/picture">
                   <pic:nvPicPr>
                     <pic:cNvPr id="1003" name="fig03.png"/>
                     <pic:cNvPicPr/>
                   </pic:nvPicPr>
                   <pic:blipFill>
-                    <a:blip r:embed="rIdFig3"/>
+                    <a:blip r:embed="rId10"/>
                     <a:stretch>
                       <a:fillRect/>
                     </a:stretch>
@@ -1643,7 +1641,7 @@
         <w:rPr>
           <w:lang w:val="ru-RU" w:eastAsia="en-US"/>
         </w:rPr>
-        <w:t xml:space="preserve">Рисунок 1.3 – Вывод команд powermt check и powermt display после проверки</w:t>
+        <w:t>Рисунок 1.3 – Вывод команд powermt check и powermt display после проверки</w:t>
       </w:r>
     </w:p>
     <w:p>
@@ -1657,7 +1655,7 @@
         <w:rPr>
           <w:lang w:val="ru-RU" w:eastAsia="en-US"/>
         </w:rPr>
-        <w:t xml:space="preserve">После проверки PowerPath управляет двумя инициаторами: port2\path0 и port3\path0. Адаптер port4\path0 из вывода исчез, так как все его пути были неисправны и удалены, поэтому после устранения неполадок хосту доступны уже не все прежние инициаторы. Логические устройства по-прежнему принадлежат только массивам CLARiiON, их число уменьшилось с 37 до 30, устройств Symmetrix и Generic нет. Оба оставшихся адаптера находятся в состоянии OK: у port2\path0 30 путей, у port3\path0 15 путей, неисправных путей нет. Счётчики ошибок не обнулились и по-прежнему равны 43: они накапливаются с момента запуска PowerPath и отражают прошлые сбои.</w:t>
+        <w:t>После проверки PowerPath управляет двумя инициаторами: port2\path0 и port3\path0. Адаптер port4\path0 из вывода исчез, так как все его пути были неисправны и удалены, поэтому после устранения неполадок хосту доступны уже не все прежние инициаторы. Логические устройства по-прежнему принадлежат только массивам CLARiiON, их число уменьшилось с 37 до 30, устройств Symmetrix и Generic нет. Оба оставшихся адаптера находятся в состоянии OK: у port2\path0 30 путей, у port3\path0 15 путей, неисправных путей нет. Счётчики ошибок не обнулились и по-прежнему равны 43: они накапливаются с момента запуска PowerPath и отражают прошлые сбои.</w:t>
       </w:r>
     </w:p>
     <w:p>
@@ -1671,10 +1669,10 @@
         <w:rPr>
           <w:lang w:val="ru-RU" w:eastAsia="en-US"/>
         </w:rPr>
-        <w:t xml:space="preserve">Изменения в доступных массивах видны в выводе powermt display paths после проверки (рисунок 1.4). Массивы APM00121802197 и APM00121802193, все пути к которым были неисправны, из вывода исчезли. Хосту остался доступен только массив APM00134202454: через порты SP B8 и SP A6 адаптера port2\path0 и порт SP A7 адаптера port3\path0, по 15 путей на каждом порту и без неисправных путей. Из этих чисел и складываются 30 путей адаптера port2\path0 и 15 путей адаптера port3\path0 в выводе powermt display.</w:t>
-      </w:r>
-    </w:p>
-    <w:p xmlns:a="http://schemas.openxmlformats.org/drawingml/2006/main" xmlns:pic="http://schemas.openxmlformats.org/drawingml/2006/picture">
+        <w:t>Изменения в доступных массивах видны в выводе powermt display paths после проверки (рисунок 1.4). Массивы APM00121802197 и APM00121802193, все пути к которым были неисправны, из вывода исчезли. Хосту остался доступен только массив APM00134202454: через порты SP B8 и SP A6 адаптера port2\path0 и порт SP A7 адаптера port3\path0, по 15 путей на каждом порту и без неисправных путей. Из этих чисел и складываются 30 путей адаптера port2\path0 и 15 путей адаптера port3\path0 в выводе powermt display.</w:t>
+      </w:r>
+    </w:p>
+    <w:p>
       <w:pPr>
         <w:pStyle w:val="a7"/>
         <w:keepNext/>
@@ -1690,22 +1688,22 @@
           <w:noProof/>
         </w:rPr>
         <w:drawing>
-          <wp:inline distT="0" distB="0" distL="0" distR="0">
+          <wp:inline distT="0" distB="0" distL="0" distR="0" wp14:anchorId="20F93BD9" wp14:editId="1479C548">
             <wp:extent cx="4680000" cy="1805657"/>
             <wp:effectExtent l="0" t="0" r="0" b="0"/>
             <wp:docPr id="1004" name="Рисунок 1004"/>
             <wp:cNvGraphicFramePr>
-              <a:graphicFrameLocks noChangeAspect="1"/>
+              <a:graphicFrameLocks xmlns:a="http://schemas.openxmlformats.org/drawingml/2006/main" noChangeAspect="1"/>
             </wp:cNvGraphicFramePr>
-            <a:graphic>
+            <a:graphic xmlns:a="http://schemas.openxmlformats.org/drawingml/2006/main">
               <a:graphicData uri="http://schemas.openxmlformats.org/drawingml/2006/picture">
-                <pic:pic>
+                <pic:pic xmlns:pic="http://schemas.openxmlformats.org/drawingml/2006/picture">
                   <pic:nvPicPr>
                     <pic:cNvPr id="1004" name="fig04.png"/>
                     <pic:cNvPicPr/>
                   </pic:nvPicPr>
                   <pic:blipFill>
-                    <a:blip r:embed="rIdFig4"/>
+                    <a:blip r:embed="rId11"/>
                     <a:stretch>
                       <a:fillRect/>
                     </a:stretch>
@@ -1740,7 +1738,7 @@
         <w:rPr>
           <w:lang w:val="ru-RU" w:eastAsia="en-US"/>
         </w:rPr>
-        <w:t xml:space="preserve">Рисунок 1.4 – Вывод команды powermt display paths после проверки</w:t>
+        <w:t>Рисунок 1.4 – Вывод команды powermt display paths после проверки</w:t>
       </w:r>
     </w:p>
     <w:p>
@@ -1754,22 +1752,22 @@
         <w:rPr>
           <w:lang w:val="ru-RU" w:eastAsia="en-US"/>
         </w:rPr>
-        <w:t xml:space="preserve">После проверки конфигурация PowerPath исправна: каждое оставшееся логическое устройство доступно по трём путям через два адаптера и два процессора хранения. Если массивы APM00121802197 и APM00121802193 недоступны временно, после восстановления связи администратор снова находит их пути командой powermt config и сохраняет конфигурацию командой powermt save.</w:t>
+        <w:t xml:space="preserve">После проверки конфигурация PowerPath исправна: каждое оставшееся логическое устройство доступно по трём путям через два адаптера и два процессора хранения. Если массивы APM00121802197 и APM00121802193 недоступны временно, после восстановления связи администратор снова </w:t>
+      </w:r>
+      <w:r>
+        <w:rPr>
+          <w:lang w:val="ru-RU" w:eastAsia="en-US"/>
+        </w:rPr>
+        <w:lastRenderedPageBreak/>
+        <w:t>находит их пути командой powermt config и сохраняет конфигурацию командой powermt save.</w:t>
       </w:r>
     </w:p>
     <w:p>
       <w:pPr>
         <w:pStyle w:val="a0"/>
-        <w:keepNext/>
-        <w:rPr>
-          <w:lang w:val="ru-RU" w:eastAsia="en-US"/>
-        </w:rPr>
-      </w:pPr>
-      <w:r>
-        <w:rPr>
-          <w:lang w:val="ru-RU" w:eastAsia="en-US"/>
-        </w:rPr>
-        <w:t xml:space="preserve">Анализ существующей защиты</w:t>
+      </w:pPr>
+      <w:r>
+        <w:t>Анализ существующей защиты</w:t>
       </w:r>
     </w:p>
     <w:p>
@@ -1783,10 +1781,10 @@
         <w:rPr>
           <w:lang w:val="ru-RU" w:eastAsia="en-US"/>
         </w:rPr>
-        <w:t xml:space="preserve">Вторая часть работы выполняется в Unisphere VNXe Demo. На панели Dashboard выбирается Settings → More configuration… → Snapshot Schedules, в русской локализации «Настройки» → «Дополнительные настройки…» → «Управление расписаниями» (рисунок 1.5).</w:t>
-      </w:r>
-    </w:p>
-    <w:p xmlns:a="http://schemas.openxmlformats.org/drawingml/2006/main" xmlns:pic="http://schemas.openxmlformats.org/drawingml/2006/picture">
+        <w:t xml:space="preserve">Анализ защиты выполняется в Unisphere VNXe Demo. На панели Dashboard выбирается Settings → More configuration… → Snapshot Schedules, в русской локализации «Настройки» → «Дополнительные настройки…» → «Управление расписаниями» (рисунок 1.5).</w:t>
+      </w:r>
+    </w:p>
+    <w:p>
       <w:pPr>
         <w:pStyle w:val="a7"/>
         <w:keepNext/>
@@ -1802,34 +1800,43 @@
           <w:noProof/>
         </w:rPr>
         <w:drawing>
-          <wp:inline distT="0" distB="0" distL="0" distR="0">
-            <wp:extent cx="5400000" cy="3700449"/>
+          <wp:inline distT="0" distB="0" distL="0" distR="0" wp14:anchorId="1E921FA5" wp14:editId="7522AB96">
+            <wp:extent cx="4679577" cy="1257935"/>
             <wp:effectExtent l="0" t="0" r="0" b="0"/>
             <wp:docPr id="1005" name="Рисунок 1005"/>
             <wp:cNvGraphicFramePr>
-              <a:graphicFrameLocks noChangeAspect="1"/>
+              <a:graphicFrameLocks xmlns:a="http://schemas.openxmlformats.org/drawingml/2006/main" noChangeAspect="1"/>
             </wp:cNvGraphicFramePr>
-            <a:graphic>
+            <a:graphic xmlns:a="http://schemas.openxmlformats.org/drawingml/2006/main">
               <a:graphicData uri="http://schemas.openxmlformats.org/drawingml/2006/picture">
-                <pic:pic>
+                <pic:pic xmlns:pic="http://schemas.openxmlformats.org/drawingml/2006/picture">
                   <pic:nvPicPr>
                     <pic:cNvPr id="1005" name="fig05.png"/>
                     <pic:cNvPicPr/>
                   </pic:nvPicPr>
-                  <pic:blipFill>
-                    <a:blip r:embed="rIdFig5"/>
+                  <pic:blipFill rotWithShape="1">
+                    <a:blip r:embed="rId12"/>
+                    <a:srcRect t="17030" r="19392" b="51350"/>
                     <a:stretch>
                       <a:fillRect/>
                     </a:stretch>
                   </pic:blipFill>
-                  <pic:spPr>
+                  <pic:spPr bwMode="auto">
                     <a:xfrm>
                       <a:off x="0" y="0"/>
-                      <a:ext cx="5400000" cy="3700449"/>
+                      <a:ext cx="4692292" cy="1261353"/>
                     </a:xfrm>
                     <a:prstGeom prst="rect">
                       <a:avLst/>
                     </a:prstGeom>
+                    <a:ln>
+                      <a:noFill/>
+                    </a:ln>
+                    <a:extLst>
+                      <a:ext uri="{53640926-AAD7-44D8-BBD7-CCE9431645EC}">
+                        <a14:shadowObscured xmlns:a14="http://schemas.microsoft.com/office/drawing/2010/main"/>
+                      </a:ext>
+                    </a:extLst>
                   </pic:spPr>
                 </pic:pic>
               </a:graphicData>
@@ -1852,7 +1859,7 @@
         <w:rPr>
           <w:lang w:val="ru-RU" w:eastAsia="en-US"/>
         </w:rPr>
-        <w:t xml:space="preserve">Рисунок 1.5 – Список расписаний снимков</w:t>
+        <w:t>Рисунок 1.5 – Список расписаний снимков</w:t>
       </w:r>
     </w:p>
     <w:p>
@@ -1866,14 +1873,14 @@
         <w:rPr>
           <w:lang w:val="ru-RU" w:eastAsia="en-US"/>
         </w:rPr>
-        <w:t xml:space="preserve">В списке четыре расписания: три системных (Default Protection, Less Protection и More Protection) и одно пользовательское (Schedule00). Для каждого расписания указаны тип («Определяется системой» или «Определяется пользователем») и признак использования, на рисунке используется только Schedule00. При выборе расписания в блоке «Действие» выводится его описание: частота, время создания снимков и правило их автоматического удаления. Параметры расписаний приведены в таблице 1.1.</w:t>
+        <w:t>В списке четыре расписания: три системных (Default Protection, Less Protection и More Protection) и одно пользовательское (Schedule00). Для каждого расписания указаны тип («Определяется системой» или «Определяется пользователем») и признак использования, на рисунке используется только Schedule00. При выборе расписания в блоке «Действие» выводится его описание: частота, время создания снимков и правило их автоматического удаления. Параметры расписаний приведены в таблице 1.1.</w:t>
       </w:r>
     </w:p>
     <w:p>
       <w:pPr>
         <w:pStyle w:val="a7"/>
         <w:keepNext/>
-        <w:spacing w:before="240" w:after="0"/>
+        <w:spacing w:before="240"/>
         <w:ind w:firstLine="0"/>
         <w:jc w:val="left"/>
         <w:rPr>
@@ -1884,7 +1891,7 @@
         <w:rPr>
           <w:lang w:val="ru-RU" w:eastAsia="en-US"/>
         </w:rPr>
-        <w:t xml:space="preserve">Таблица 1.1 – Параметры расписаний снимков</w:t>
+        <w:t>Таблица 1.1 – Параметры расписаний снимков</w:t>
       </w:r>
     </w:p>
     <w:tbl>
@@ -1921,11 +1928,9 @@
             </w:pPr>
             <w:r>
               <w:rPr>
-                <w:sz w:val="28"/>
-                <w:szCs w:val="28"/>
                 <w:lang w:val="ru-RU" w:eastAsia="en-US"/>
               </w:rPr>
-              <w:t xml:space="preserve">Snapshot</w:t>
+              <w:t>Snapshot</w:t>
             </w:r>
           </w:p>
         </w:tc>
@@ -1945,11 +1950,9 @@
             </w:pPr>
             <w:r>
               <w:rPr>
-                <w:sz w:val="28"/>
-                <w:szCs w:val="28"/>
                 <w:lang w:val="ru-RU" w:eastAsia="en-US"/>
               </w:rPr>
-              <w:t xml:space="preserve">Frequency</w:t>
+              <w:t>Frequency</w:t>
             </w:r>
           </w:p>
         </w:tc>
@@ -1969,11 +1972,9 @@
             </w:pPr>
             <w:r>
               <w:rPr>
-                <w:sz w:val="28"/>
-                <w:szCs w:val="28"/>
                 <w:lang w:val="ru-RU" w:eastAsia="en-US"/>
               </w:rPr>
-              <w:t xml:space="preserve">Time</w:t>
+              <w:t>Time</w:t>
             </w:r>
           </w:p>
         </w:tc>
@@ -1993,11 +1994,9 @@
             </w:pPr>
             <w:r>
               <w:rPr>
-                <w:sz w:val="28"/>
-                <w:szCs w:val="28"/>
                 <w:lang w:val="ru-RU" w:eastAsia="en-US"/>
               </w:rPr>
-              <w:t xml:space="preserve">Auto-Delete Policy</w:t>
+              <w:t>Auto-Delete Policy</w:t>
             </w:r>
           </w:p>
         </w:tc>
@@ -2022,11 +2021,9 @@
             </w:pPr>
             <w:r>
               <w:rPr>
-                <w:sz w:val="28"/>
-                <w:szCs w:val="28"/>
                 <w:lang w:val="ru-RU" w:eastAsia="en-US"/>
               </w:rPr>
-              <w:t xml:space="preserve">Default Protection</w:t>
+              <w:t>Default Protection</w:t>
             </w:r>
           </w:p>
         </w:tc>
@@ -2046,11 +2043,9 @@
             </w:pPr>
             <w:r>
               <w:rPr>
-                <w:sz w:val="28"/>
-                <w:szCs w:val="28"/>
                 <w:lang w:val="ru-RU" w:eastAsia="en-US"/>
               </w:rPr>
-              <w:t xml:space="preserve">Каждый день</w:t>
+              <w:t>Каждый день</w:t>
             </w:r>
           </w:p>
         </w:tc>
@@ -2070,11 +2065,9 @@
             </w:pPr>
             <w:r>
               <w:rPr>
-                <w:sz w:val="28"/>
-                <w:szCs w:val="28"/>
                 <w:lang w:val="ru-RU" w:eastAsia="en-US"/>
               </w:rPr>
-              <w:t xml:space="preserve">11:00</w:t>
+              <w:t>11:00</w:t>
             </w:r>
           </w:p>
         </w:tc>
@@ -2094,11 +2087,9 @@
             </w:pPr>
             <w:r>
               <w:rPr>
-                <w:sz w:val="28"/>
-                <w:szCs w:val="28"/>
                 <w:lang w:val="ru-RU" w:eastAsia="en-US"/>
               </w:rPr>
-              <w:t xml:space="preserve">Хранить 2 дня</w:t>
+              <w:t>Хранить 2 дня</w:t>
             </w:r>
           </w:p>
         </w:tc>
@@ -2123,11 +2114,9 @@
             </w:pPr>
             <w:r>
               <w:rPr>
-                <w:sz w:val="28"/>
-                <w:szCs w:val="28"/>
                 <w:lang w:val="ru-RU" w:eastAsia="en-US"/>
               </w:rPr>
-              <w:t xml:space="preserve">Less Protection</w:t>
+              <w:t>Less Protection</w:t>
             </w:r>
           </w:p>
         </w:tc>
@@ -2147,11 +2136,9 @@
             </w:pPr>
             <w:r>
               <w:rPr>
-                <w:sz w:val="28"/>
-                <w:szCs w:val="28"/>
                 <w:lang w:val="ru-RU" w:eastAsia="en-US"/>
               </w:rPr>
-              <w:t xml:space="preserve">Каждый день</w:t>
+              <w:t>Каждый день</w:t>
             </w:r>
           </w:p>
         </w:tc>
@@ -2171,11 +2158,9 @@
             </w:pPr>
             <w:r>
               <w:rPr>
-                <w:sz w:val="28"/>
-                <w:szCs w:val="28"/>
                 <w:lang w:val="ru-RU" w:eastAsia="en-US"/>
               </w:rPr>
-              <w:t xml:space="preserve">11:00</w:t>
+              <w:t>11:00</w:t>
             </w:r>
           </w:p>
         </w:tc>
@@ -2195,11 +2180,9 @@
             </w:pPr>
             <w:r>
               <w:rPr>
-                <w:sz w:val="28"/>
-                <w:szCs w:val="28"/>
                 <w:lang w:val="ru-RU" w:eastAsia="en-US"/>
               </w:rPr>
-              <w:t xml:space="preserve">Хранить 1 день</w:t>
+              <w:t>Хранить 1 день</w:t>
             </w:r>
           </w:p>
         </w:tc>
@@ -2224,11 +2207,9 @@
             </w:pPr>
             <w:r>
               <w:rPr>
-                <w:sz w:val="28"/>
-                <w:szCs w:val="28"/>
                 <w:lang w:val="ru-RU" w:eastAsia="en-US"/>
               </w:rPr>
-              <w:t xml:space="preserve">More Protection</w:t>
+              <w:t>More Protection</w:t>
             </w:r>
           </w:p>
         </w:tc>
@@ -2248,11 +2229,9 @@
             </w:pPr>
             <w:r>
               <w:rPr>
-                <w:sz w:val="28"/>
-                <w:szCs w:val="28"/>
                 <w:lang w:val="ru-RU" w:eastAsia="en-US"/>
               </w:rPr>
-              <w:t xml:space="preserve">Каждый день</w:t>
+              <w:t>Каждый день</w:t>
             </w:r>
           </w:p>
         </w:tc>
@@ -2272,11 +2251,9 @@
             </w:pPr>
             <w:r>
               <w:rPr>
-                <w:sz w:val="28"/>
-                <w:szCs w:val="28"/>
                 <w:lang w:val="ru-RU" w:eastAsia="en-US"/>
               </w:rPr>
-              <w:t xml:space="preserve">11:00</w:t>
+              <w:t>11:00</w:t>
             </w:r>
           </w:p>
         </w:tc>
@@ -2296,11 +2273,9 @@
             </w:pPr>
             <w:r>
               <w:rPr>
-                <w:sz w:val="28"/>
-                <w:szCs w:val="28"/>
                 <w:lang w:val="ru-RU" w:eastAsia="en-US"/>
               </w:rPr>
-              <w:t xml:space="preserve">Хранить 7 дней</w:t>
+              <w:t>Хранить 7 дней</w:t>
             </w:r>
           </w:p>
         </w:tc>
@@ -2324,11 +2299,9 @@
             </w:pPr>
             <w:r>
               <w:rPr>
-                <w:sz w:val="28"/>
-                <w:szCs w:val="28"/>
                 <w:lang w:val="ru-RU" w:eastAsia="en-US"/>
               </w:rPr>
-              <w:t xml:space="preserve">Schedule00</w:t>
+              <w:t>Schedule00</w:t>
             </w:r>
           </w:p>
         </w:tc>
@@ -2347,11 +2320,9 @@
             </w:pPr>
             <w:r>
               <w:rPr>
-                <w:sz w:val="28"/>
-                <w:szCs w:val="28"/>
                 <w:lang w:val="ru-RU" w:eastAsia="en-US"/>
               </w:rPr>
-              <w:t xml:space="preserve">25-го числа каждого месяца</w:t>
+              <w:t>25-го числа каждого месяца</w:t>
             </w:r>
           </w:p>
         </w:tc>
@@ -2370,11 +2341,9 @@
             </w:pPr>
             <w:r>
               <w:rPr>
-                <w:sz w:val="28"/>
-                <w:szCs w:val="28"/>
                 <w:lang w:val="ru-RU" w:eastAsia="en-US"/>
               </w:rPr>
-              <w:t xml:space="preserve">01:15</w:t>
+              <w:t>01:15</w:t>
             </w:r>
           </w:p>
         </w:tc>
@@ -2393,11 +2362,9 @@
             </w:pPr>
             <w:r>
               <w:rPr>
-                <w:sz w:val="28"/>
-                <w:szCs w:val="28"/>
                 <w:lang w:val="ru-RU" w:eastAsia="en-US"/>
               </w:rPr>
-              <w:t xml:space="preserve">По порогу автоудаления пула</w:t>
+              <w:t>По порогу автоудаления пула</w:t>
             </w:r>
           </w:p>
         </w:tc>
@@ -2415,7 +2382,7 @@
         <w:rPr>
           <w:lang w:val="ru-RU" w:eastAsia="en-US"/>
         </w:rPr>
-        <w:t xml:space="preserve">Системные расписания создают снимок каждый день в 11:00 и различаются сроком хранения: Less Protection хранит снимок один день, Default Protection два дня, More Protection семь дней. Чем дольше хранится снимок, тем на более ранний момент можно вернуть данные и тем больше места снимки занимают в пуле. Расписание Schedule00 создаёт снимок раз в месяц и удаляет старые снимки по порогу автоудаления пула, то есть тогда, когда снимки занимают в пуле больше заданной доли места.</w:t>
+        <w:t>Системные расписания создают снимок каждый день в 11:00 и различаются сроком хранения: Less Protection хранит снимок один день, Default Protection два дня, More Protection семь дней. Чем дольше хранится снимок, тем на более ранний момент можно вернуть данные и тем больше места снимки занимают в пуле. Расписание Schedule00 создаёт снимок раз в месяц и удаляет старые снимки по порогу автоудаления пула, то есть тогда, когда снимки занимают в пуле больше заданной доли места.</w:t>
       </w:r>
     </w:p>
     <w:p>
@@ -2429,10 +2396,17 @@
         <w:rPr>
           <w:lang w:val="ru-RU" w:eastAsia="en-US"/>
         </w:rPr>
-        <w:t xml:space="preserve">Далее проверяется защита LUN и групп LUN. Для этого открывается раздел «Система хранения данных» → LUNs (рисунок 1.6). Столбец «Расписание защиты данных» показывает, какое расписание назначено каждому ресурсу.</w:t>
-      </w:r>
-    </w:p>
-    <w:p xmlns:a="http://schemas.openxmlformats.org/drawingml/2006/main" xmlns:pic="http://schemas.openxmlformats.org/drawingml/2006/picture">
+        <w:t xml:space="preserve">Далее проверяется защита LUN и групп LUN. Для этого открывается раздел «Система хранения данных» → LUNs (рисунок 1.6). Столбец </w:t>
+      </w:r>
+      <w:r>
+        <w:rPr>
+          <w:lang w:val="ru-RU" w:eastAsia="en-US"/>
+        </w:rPr>
+        <w:lastRenderedPageBreak/>
+        <w:t>«Расписание защиты данных» показывает, какое расписание назначено каждому ресурсу.</w:t>
+      </w:r>
+    </w:p>
+    <w:p>
       <w:pPr>
         <w:pStyle w:val="a7"/>
         <w:keepNext/>
@@ -2448,22 +2422,243 @@
           <w:noProof/>
         </w:rPr>
         <w:drawing>
-          <wp:inline distT="0" distB="0" distL="0" distR="0">
-            <wp:extent cx="5400000" cy="3700449"/>
-            <wp:effectExtent l="0" t="0" r="0" b="0"/>
+          <wp:inline distT="0" distB="0" distL="0" distR="0" wp14:anchorId="089D8941" wp14:editId="45FD4D42">
+            <wp:extent cx="4701091" cy="1290320"/>
+            <wp:effectExtent l="0" t="0" r="0" b="5080"/>
             <wp:docPr id="1006" name="Рисунок 1006"/>
             <wp:cNvGraphicFramePr>
-              <a:graphicFrameLocks noChangeAspect="1"/>
+              <a:graphicFrameLocks xmlns:a="http://schemas.openxmlformats.org/drawingml/2006/main" noChangeAspect="1"/>
             </wp:cNvGraphicFramePr>
-            <a:graphic>
+            <a:graphic xmlns:a="http://schemas.openxmlformats.org/drawingml/2006/main">
               <a:graphicData uri="http://schemas.openxmlformats.org/drawingml/2006/picture">
-                <pic:pic>
+                <pic:pic xmlns:pic="http://schemas.openxmlformats.org/drawingml/2006/picture">
                   <pic:nvPicPr>
                     <pic:cNvPr id="1006" name="fig06.png"/>
                     <pic:cNvPicPr/>
                   </pic:nvPicPr>
+                  <pic:blipFill rotWithShape="1">
+                    <a:blip r:embed="rId13"/>
+                    <a:srcRect t="29031" r="20950" b="39307"/>
+                    <a:stretch>
+                      <a:fillRect/>
+                    </a:stretch>
+                  </pic:blipFill>
+                  <pic:spPr bwMode="auto">
+                    <a:xfrm>
+                      <a:off x="0" y="0"/>
+                      <a:ext cx="4718404" cy="1295072"/>
+                    </a:xfrm>
+                    <a:prstGeom prst="rect">
+                      <a:avLst/>
+                    </a:prstGeom>
+                    <a:ln>
+                      <a:noFill/>
+                    </a:ln>
+                    <a:extLst>
+                      <a:ext uri="{53640926-AAD7-44D8-BBD7-CCE9431645EC}">
+                        <a14:shadowObscured xmlns:a14="http://schemas.microsoft.com/office/drawing/2010/main"/>
+                      </a:ext>
+                    </a:extLst>
+                  </pic:spPr>
+                </pic:pic>
+              </a:graphicData>
+            </a:graphic>
+          </wp:inline>
+        </w:drawing>
+      </w:r>
+    </w:p>
+    <w:p>
+      <w:pPr>
+        <w:pStyle w:val="a7"/>
+        <w:spacing w:after="240"/>
+        <w:ind w:firstLine="0"/>
+        <w:jc w:val="center"/>
+        <w:rPr>
+          <w:lang w:val="ru-RU" w:eastAsia="en-US"/>
+        </w:rPr>
+      </w:pPr>
+      <w:r>
+        <w:rPr>
+          <w:lang w:val="ru-RU" w:eastAsia="en-US"/>
+        </w:rPr>
+        <w:t>Рисунок 1.6 – Расписания защиты LUN и групп LUN</w:t>
+      </w:r>
+    </w:p>
+    <w:p>
+      <w:pPr>
+        <w:pStyle w:val="a7"/>
+        <w:rPr>
+          <w:lang w:val="ru-RU" w:eastAsia="en-US"/>
+        </w:rPr>
+      </w:pPr>
+      <w:r>
+        <w:rPr>
+          <w:lang w:val="ru-RU" w:eastAsia="en-US"/>
+        </w:rPr>
+        <w:t>Группа LUNGroup-iSCSI и том LUN00 защищены расписанием Schedule00. Группа RomanLunGroup, созданная во второй лабораторной работе, защищена расписанием Default Protection. Группа RomaLun из третьей лабораторной работы и группа LUNGroup-FC с томами LUNGroup-FC-00 (200 ГБ) и LUNGroup-FC-01 (100 ГБ) расписания защиты не имеют.</w:t>
+      </w:r>
+    </w:p>
+    <w:p>
+      <w:pPr>
+        <w:pStyle w:val="a7"/>
+        <w:rPr>
+          <w:lang w:val="ru-RU" w:eastAsia="en-US"/>
+        </w:rPr>
+      </w:pPr>
+      <w:r>
+        <w:rPr>
+          <w:lang w:val="ru-RU" w:eastAsia="en-US"/>
+        </w:rPr>
+        <w:t>Та же проверка выполняется для файловых систем в разделе «Система хранения данных» → File Systems (рисунок 1.7). Файловая система FileSystem00 (CIFS, 2,0 ТБ) защищена расписанием Schedule00, для неё также включена дедупликация. Файловая система FileSystem01 (NFS, 1,0 ТБ) расписания защиты не имеет.</w:t>
+      </w:r>
+    </w:p>
+    <w:p>
+      <w:pPr>
+        <w:pStyle w:val="a7"/>
+        <w:keepNext/>
+        <w:spacing w:before="240" w:after="120"/>
+        <w:ind w:firstLine="0"/>
+        <w:jc w:val="center"/>
+        <w:rPr>
+          <w:lang w:val="ru-RU" w:eastAsia="en-US"/>
+        </w:rPr>
+      </w:pPr>
+      <w:r>
+        <w:rPr>
+          <w:noProof/>
+        </w:rPr>
+        <w:drawing>
+          <wp:inline distT="0" distB="0" distL="0" distR="0" wp14:anchorId="0F5467B9" wp14:editId="67673D73">
+            <wp:extent cx="4711407" cy="774401"/>
+            <wp:effectExtent l="0" t="0" r="635" b="635"/>
+            <wp:docPr id="1007" name="Рисунок 1007"/>
+            <wp:cNvGraphicFramePr>
+              <a:graphicFrameLocks xmlns:a="http://schemas.openxmlformats.org/drawingml/2006/main" noChangeAspect="1"/>
+            </wp:cNvGraphicFramePr>
+            <a:graphic xmlns:a="http://schemas.openxmlformats.org/drawingml/2006/main">
+              <a:graphicData uri="http://schemas.openxmlformats.org/drawingml/2006/picture">
+                <pic:pic xmlns:pic="http://schemas.openxmlformats.org/drawingml/2006/picture">
+                  <pic:nvPicPr>
+                    <pic:cNvPr id="1007" name="fig07.png"/>
+                    <pic:cNvPicPr/>
+                  </pic:nvPicPr>
+                  <pic:blipFill rotWithShape="1">
+                    <a:blip r:embed="rId14"/>
+                    <a:srcRect t="22390" r="12734" b="56679"/>
+                    <a:stretch>
+                      <a:fillRect/>
+                    </a:stretch>
+                  </pic:blipFill>
+                  <pic:spPr bwMode="auto">
+                    <a:xfrm>
+                      <a:off x="0" y="0"/>
+                      <a:ext cx="4712368" cy="774559"/>
+                    </a:xfrm>
+                    <a:prstGeom prst="rect">
+                      <a:avLst/>
+                    </a:prstGeom>
+                    <a:ln>
+                      <a:noFill/>
+                    </a:ln>
+                    <a:extLst>
+                      <a:ext uri="{53640926-AAD7-44D8-BBD7-CCE9431645EC}">
+                        <a14:shadowObscured xmlns:a14="http://schemas.microsoft.com/office/drawing/2010/main"/>
+                      </a:ext>
+                    </a:extLst>
+                  </pic:spPr>
+                </pic:pic>
+              </a:graphicData>
+            </a:graphic>
+          </wp:inline>
+        </w:drawing>
+      </w:r>
+    </w:p>
+    <w:p>
+      <w:pPr>
+        <w:pStyle w:val="a7"/>
+        <w:spacing w:after="240"/>
+        <w:ind w:firstLine="0"/>
+        <w:jc w:val="center"/>
+        <w:rPr>
+          <w:lang w:val="ru-RU" w:eastAsia="en-US"/>
+        </w:rPr>
+      </w:pPr>
+      <w:r>
+        <w:rPr>
+          <w:lang w:val="ru-RU" w:eastAsia="en-US"/>
+        </w:rPr>
+        <w:t>Рисунок 1.7 – Расписания защиты файловых систем</w:t>
+      </w:r>
+    </w:p>
+    <w:p>
+      <w:pPr>
+        <w:pStyle w:val="a7"/>
+        <w:rPr>
+          <w:lang w:val="ru-RU" w:eastAsia="en-US"/>
+        </w:rPr>
+      </w:pPr>
+      <w:r>
+        <w:rPr>
+          <w:lang w:val="ru-RU" w:eastAsia="en-US"/>
+        </w:rPr>
+        <w:t>Проверка показала, что группа LUNGroup-FC, к которой по протоколу FC подключён хост 10.244.214.222, не имеет локальной защиты. По заданию защита настраивается для этой группы.</w:t>
+      </w:r>
+    </w:p>
+    <w:p>
+      <w:pPr>
+        <w:pStyle w:val="a0"/>
+      </w:pPr>
+      <w:r>
+        <w:t>Настройка защиты LUN</w:t>
+      </w:r>
+    </w:p>
+    <w:p>
+      <w:pPr>
+        <w:pStyle w:val="a7"/>
+        <w:rPr>
+          <w:lang w:val="ru-RU" w:eastAsia="en-US"/>
+        </w:rPr>
+      </w:pPr>
+      <w:r>
+        <w:rPr>
+          <w:lang w:val="ru-RU" w:eastAsia="en-US"/>
+        </w:rPr>
+        <w:t>В разделе «Система хранения данных» → LUNs выбирается группа LUNGroup-FC, и кнопкой «Сведения» (Details) открывается информация о её конфигурации. На вкладке «Снимки» (Snapshots) указано, что расписание защиты данных не настроено, список снимков группы пуст (рисунок 1.8). Под списком расположены кнопки работы со снимками: «Создать снимок», «Удалить», Copy Snapshot, «Сведения», «Восстановить», «Повысить приоритет» и «Понизить приоритет».</w:t>
+      </w:r>
+    </w:p>
+    <w:p>
+      <w:pPr>
+        <w:pStyle w:val="a7"/>
+        <w:keepNext/>
+        <w:spacing w:before="240" w:after="120"/>
+        <w:ind w:firstLine="0"/>
+        <w:jc w:val="center"/>
+        <w:rPr>
+          <w:lang w:val="ru-RU" w:eastAsia="en-US"/>
+        </w:rPr>
+      </w:pPr>
+      <w:r>
+        <w:rPr>
+          <w:noProof/>
+        </w:rPr>
+        <w:lastRenderedPageBreak/>
+        <w:drawing>
+          <wp:inline distT="0" distB="0" distL="0" distR="0" wp14:anchorId="298A7921" wp14:editId="4055B43D">
+            <wp:extent cx="5400000" cy="3700449"/>
+            <wp:effectExtent l="0" t="0" r="0" b="0"/>
+            <wp:docPr id="1008" name="Рисунок 1008"/>
+            <wp:cNvGraphicFramePr>
+              <a:graphicFrameLocks xmlns:a="http://schemas.openxmlformats.org/drawingml/2006/main" noChangeAspect="1"/>
+            </wp:cNvGraphicFramePr>
+            <a:graphic xmlns:a="http://schemas.openxmlformats.org/drawingml/2006/main">
+              <a:graphicData uri="http://schemas.openxmlformats.org/drawingml/2006/picture">
+                <pic:pic xmlns:pic="http://schemas.openxmlformats.org/drawingml/2006/picture">
+                  <pic:nvPicPr>
+                    <pic:cNvPr id="1008" name="fig08.png"/>
+                    <pic:cNvPicPr/>
+                  </pic:nvPicPr>
                   <pic:blipFill>
-                    <a:blip r:embed="rIdFig6"/>
+                    <a:blip r:embed="rId15"/>
                     <a:stretch>
                       <a:fillRect/>
                     </a:stretch>
@@ -2498,7 +2693,7 @@
         <w:rPr>
           <w:lang w:val="ru-RU" w:eastAsia="en-US"/>
         </w:rPr>
-        <w:t xml:space="preserve">Рисунок 1.6 – Расписания защиты LUN и групп LUN</w:t>
+        <w:t>Рисунок 1.8 – Вкладка «Снимки» группы LUNGroup-FC</w:t>
       </w:r>
     </w:p>
     <w:p>
@@ -2512,7 +2707,7 @@
         <w:rPr>
           <w:lang w:val="ru-RU" w:eastAsia="en-US"/>
         </w:rPr>
-        <w:t xml:space="preserve">Группа LUNGroup-iSCSI и том LUN00 защищены расписанием Schedule00. Группа RomanLunGroup, созданная во второй лабораторной работе, защищена расписанием Default Protection. Группа RomaLun из третьей лабораторной работы и группа LUNGroup-FC с томами LUNGroup-FC-00 (200 ГБ) и LUNGroup-FC-01 (100 ГБ) расписания защиты не имеют.</w:t>
+        <w:t>Кнопка «Изменить защиту» (Modify Protection) запускает мастер «Изменить расписание защиты» (Modify Protection Schedule Wizard). Мастер позволяет назначить, изменить или создать расписание снимков. Защиты у группы нет, поэтому на первом шаге выбирается вариант «Защитить данные с помощью расписания создания снимков» (Protect data using snapshot schedule). По умолчанию предложено расписание Default Protection: снимок каждый день в 11:00 с хранением два дня.</w:t>
       </w:r>
     </w:p>
     <w:p>
@@ -2526,10 +2721,10 @@
         <w:rPr>
           <w:lang w:val="ru-RU" w:eastAsia="en-US"/>
         </w:rPr>
-        <w:t xml:space="preserve">Та же проверка выполняется для файловых систем в разделе «Система хранения данных» → File Systems (рисунок 1.7). Файловая система FileSystem00 (CIFS, 2,0 ТБ) защищена расписанием Schedule00, для неё также включена дедупликация. Файловая система FileSystem01 (NFS, 1,0 ТБ) расписания защиты не имеет.</w:t>
-      </w:r>
-    </w:p>
-    <w:p xmlns:a="http://schemas.openxmlformats.org/drawingml/2006/main" xmlns:pic="http://schemas.openxmlformats.org/drawingml/2006/picture">
+        <w:t>Для создания нового расписания нажимается кнопка «Настроить расписание» (Customize Schedule). Появляется предупреждение о том, что выбрано предопределённое расписание, с тремя вариантами действий: Create создаёт новое расписание на основе выбранного, Modify изменяет само предопределённое расписание, «Отмена» оставляет его без изменений (рисунок 1.9). Системное расписание могут использовать другие ресурсы, поэтому выбирается создание нового расписания.</w:t>
+      </w:r>
+    </w:p>
+    <w:p>
       <w:pPr>
         <w:pStyle w:val="a7"/>
         <w:keepNext/>
@@ -2544,23 +2739,24 @@
         <w:rPr>
           <w:noProof/>
         </w:rPr>
+        <w:lastRenderedPageBreak/>
         <w:drawing>
-          <wp:inline distT="0" distB="0" distL="0" distR="0">
+          <wp:inline distT="0" distB="0" distL="0" distR="0" wp14:anchorId="32F06C6A" wp14:editId="4C7BF9B2">
             <wp:extent cx="5400000" cy="3700449"/>
             <wp:effectExtent l="0" t="0" r="0" b="0"/>
-            <wp:docPr id="1007" name="Рисунок 1007"/>
+            <wp:docPr id="1009" name="Рисунок 1009"/>
             <wp:cNvGraphicFramePr>
-              <a:graphicFrameLocks noChangeAspect="1"/>
+              <a:graphicFrameLocks xmlns:a="http://schemas.openxmlformats.org/drawingml/2006/main" noChangeAspect="1"/>
             </wp:cNvGraphicFramePr>
-            <a:graphic>
+            <a:graphic xmlns:a="http://schemas.openxmlformats.org/drawingml/2006/main">
               <a:graphicData uri="http://schemas.openxmlformats.org/drawingml/2006/picture">
-                <pic:pic>
+                <pic:pic xmlns:pic="http://schemas.openxmlformats.org/drawingml/2006/picture">
                   <pic:nvPicPr>
-                    <pic:cNvPr id="1007" name="fig07.png"/>
+                    <pic:cNvPr id="1009" name="fig09.png"/>
                     <pic:cNvPicPr/>
                   </pic:nvPicPr>
                   <pic:blipFill>
-                    <a:blip r:embed="rIdFig7"/>
+                    <a:blip r:embed="rId16"/>
                     <a:stretch>
                       <a:fillRect/>
                     </a:stretch>
@@ -2595,26 +2791,12 @@
         <w:rPr>
           <w:lang w:val="ru-RU" w:eastAsia="en-US"/>
         </w:rPr>
-        <w:t xml:space="preserve">Рисунок 1.7 – Расписания защиты файловых систем</w:t>
+        <w:t>Рисунок 1.9 – Предупреждение о выборе предопределённого расписания</w:t>
       </w:r>
     </w:p>
     <w:p>
       <w:pPr>
         <w:pStyle w:val="a7"/>
-        <w:rPr>
-          <w:lang w:val="ru-RU" w:eastAsia="en-US"/>
-        </w:rPr>
-      </w:pPr>
-      <w:r>
-        <w:rPr>
-          <w:lang w:val="ru-RU" w:eastAsia="en-US"/>
-        </w:rPr>
-        <w:t xml:space="preserve">Проверка показала, что группа LUNGroup-FC, к которой по протоколу FC подключён хост 10.244.214.222, не имеет локальной защиты. По заданию защита настраивается для этой группы.</w:t>
-      </w:r>
-    </w:p>
-    <w:p>
-      <w:pPr>
-        <w:pStyle w:val="a0"/>
         <w:keepNext/>
         <w:rPr>
           <w:lang w:val="ru-RU" w:eastAsia="en-US"/>
@@ -2624,24 +2806,105 @@
         <w:rPr>
           <w:lang w:val="ru-RU" w:eastAsia="en-US"/>
         </w:rPr>
-        <w:t xml:space="preserve">Настройка защиты LUN</w:t>
+        <w:t>Мастер позволяет построить подробную схему защиты на часы, дни или более длительные периоды и автоматически удалять старые снимки, чтобы экономить место в пуле. Существующее правило с ежедневным снимком сохраняется, а для долговременной защиты добавляется ещё одно правило. Параметры нового правила задаются по заданию (рисунок 1.10):</w:t>
       </w:r>
     </w:p>
     <w:p>
       <w:pPr>
         <w:pStyle w:val="a7"/>
-        <w:rPr>
-          <w:lang w:val="ru-RU" w:eastAsia="en-US"/>
-        </w:rPr>
-      </w:pPr>
-      <w:r>
-        <w:rPr>
-          <w:lang w:val="ru-RU" w:eastAsia="en-US"/>
-        </w:rPr>
-        <w:t xml:space="preserve">В разделе «Система хранения данных» → LUNs выбирается группа LUNGroup-FC, и кнопкой «Сведения» (Details) открывается информация о её конфигурации. На вкладке «Снимки» (Snapshots) указано, что расписание защиты данных не настроено, список снимков группы пуст (рисунок 1.8). Под списком расположены кнопки работы со снимками: «Создать снимок», «Удалить», Copy Snapshot, «Сведения», «Восстановить», «Повысить приоритет» и «Понизить приоритет».</w:t>
-      </w:r>
-    </w:p>
-    <w:p xmlns:a="http://schemas.openxmlformats.org/drawingml/2006/main" xmlns:pic="http://schemas.openxmlformats.org/drawingml/2006/picture">
+        <w:numPr>
+          <w:ilvl w:val="0"/>
+          <w:numId w:val="17"/>
+        </w:numPr>
+        <w:ind w:left="0" w:firstLine="709"/>
+        <w:rPr>
+          <w:lang w:val="ru-RU" w:eastAsia="en-US"/>
+        </w:rPr>
+      </w:pPr>
+      <w:r>
+        <w:rPr>
+          <w:lang w:val="ru-RU" w:eastAsia="en-US"/>
+        </w:rPr>
+        <w:t>тип правила (Type of Rule): «В выбранный день…» (On Selected Days);</w:t>
+      </w:r>
+    </w:p>
+    <w:p>
+      <w:pPr>
+        <w:pStyle w:val="a7"/>
+        <w:numPr>
+          <w:ilvl w:val="0"/>
+          <w:numId w:val="17"/>
+        </w:numPr>
+        <w:ind w:left="0" w:firstLine="709"/>
+        <w:rPr>
+          <w:lang w:val="ru-RU" w:eastAsia="en-US"/>
+        </w:rPr>
+      </w:pPr>
+      <w:r>
+        <w:rPr>
+          <w:lang w:val="ru-RU" w:eastAsia="en-US"/>
+        </w:rPr>
+        <w:t>частота (Frequency): суббота;</w:t>
+      </w:r>
+    </w:p>
+    <w:p>
+      <w:pPr>
+        <w:pStyle w:val="a7"/>
+        <w:numPr>
+          <w:ilvl w:val="0"/>
+          <w:numId w:val="17"/>
+        </w:numPr>
+        <w:ind w:left="0" w:firstLine="709"/>
+        <w:rPr>
+          <w:lang w:val="ru-RU" w:eastAsia="en-US"/>
+        </w:rPr>
+      </w:pPr>
+      <w:r>
+        <w:rPr>
+          <w:lang w:val="ru-RU" w:eastAsia="en-US"/>
+        </w:rPr>
+        <w:t>время (Time): 01:00;</w:t>
+      </w:r>
+    </w:p>
+    <w:p>
+      <w:pPr>
+        <w:pStyle w:val="a7"/>
+        <w:numPr>
+          <w:ilvl w:val="0"/>
+          <w:numId w:val="17"/>
+        </w:numPr>
+        <w:ind w:left="0" w:firstLine="709"/>
+        <w:rPr>
+          <w:lang w:val="ru-RU" w:eastAsia="en-US"/>
+        </w:rPr>
+      </w:pPr>
+      <w:r>
+        <w:rPr>
+          <w:lang w:val="ru-RU" w:eastAsia="en-US"/>
+        </w:rPr>
+        <w:t>правило автоудаления (Auto-Delete Policy): по сроку хранения (Expiration value), хранить 7 дней;</w:t>
+      </w:r>
+    </w:p>
+    <w:p>
+      <w:pPr>
+        <w:pStyle w:val="a7"/>
+        <w:numPr>
+          <w:ilvl w:val="0"/>
+          <w:numId w:val="17"/>
+        </w:numPr>
+        <w:ind w:left="0" w:firstLine="709"/>
+        <w:rPr>
+          <w:lang w:val="ru-RU" w:eastAsia="en-US"/>
+        </w:rPr>
+      </w:pPr>
+      <w:r>
+        <w:rPr>
+          <w:lang w:val="ru-RU" w:eastAsia="en-US"/>
+        </w:rPr>
+        <w:t>тип доступа (Access Type): скрытая папка .ckpt только для чтения (Hidden).</w:t>
+      </w:r>
+    </w:p>
+    <w:p>
       <w:pPr>
         <w:pStyle w:val="a7"/>
         <w:keepNext/>
@@ -2656,23 +2919,24 @@
         <w:rPr>
           <w:noProof/>
         </w:rPr>
+        <w:lastRenderedPageBreak/>
         <w:drawing>
-          <wp:inline distT="0" distB="0" distL="0" distR="0">
+          <wp:inline distT="0" distB="0" distL="0" distR="0" wp14:anchorId="4B26FDAD" wp14:editId="31DEB1C9">
             <wp:extent cx="5400000" cy="3700449"/>
             <wp:effectExtent l="0" t="0" r="0" b="0"/>
-            <wp:docPr id="1008" name="Рисунок 1008"/>
+            <wp:docPr id="1010" name="Рисунок 1010"/>
             <wp:cNvGraphicFramePr>
-              <a:graphicFrameLocks noChangeAspect="1"/>
+              <a:graphicFrameLocks xmlns:a="http://schemas.openxmlformats.org/drawingml/2006/main" noChangeAspect="1"/>
             </wp:cNvGraphicFramePr>
-            <a:graphic>
+            <a:graphic xmlns:a="http://schemas.openxmlformats.org/drawingml/2006/main">
               <a:graphicData uri="http://schemas.openxmlformats.org/drawingml/2006/picture">
-                <pic:pic>
+                <pic:pic xmlns:pic="http://schemas.openxmlformats.org/drawingml/2006/picture">
                   <pic:nvPicPr>
-                    <pic:cNvPr id="1008" name="fig08.png"/>
+                    <pic:cNvPr id="1010" name="fig10.png"/>
                     <pic:cNvPicPr/>
                   </pic:nvPicPr>
                   <pic:blipFill>
-                    <a:blip r:embed="rIdFig8"/>
+                    <a:blip r:embed="rId17"/>
                     <a:stretch>
                       <a:fillRect/>
                     </a:stretch>
@@ -2707,7 +2971,7 @@
         <w:rPr>
           <w:lang w:val="ru-RU" w:eastAsia="en-US"/>
         </w:rPr>
-        <w:t xml:space="preserve">Рисунок 1.8 – Вкладка «Снимки» группы LUNGroup-FC</w:t>
+        <w:t>Рисунок 1.10 – Параметры нового правила расписания</w:t>
       </w:r>
     </w:p>
     <w:p>
@@ -2721,7 +2985,7 @@
         <w:rPr>
           <w:lang w:val="ru-RU" w:eastAsia="en-US"/>
         </w:rPr>
-        <w:t xml:space="preserve">Кнопка «Изменить защиту» (Modify Protection) запускает мастер «Изменить расписание защиты» (Modify Protection Schedule Wizard). Мастер позволяет назначить, изменить или создать расписание снимков. Защиты у группы нет, поэтому на первом шаге выбирается вариант «Защитить данные с помощью расписания создания снимков» (Protect data using snapshot schedule). По умолчанию предложено расписание Default Protection: снимок каждый день в 11:00 с хранением два дня.</w:t>
+        <w:t>Тип доступа действует только для файловых ресурсов: снимки файловой системы видны хостам в скрытой папке .ckpt. Для группы LUN этот параметр на доступ к снимкам не влияет. После сохранения правила расписание содержит два правила: ежедневный снимок с хранением два дня и снимок каждую субботу в 01:00 с хранением семь дней. Изменения проверяются на шаге «Сводка» (Summary), после чего нажимается кнопка «Готово» (Finish).</w:t>
       </w:r>
     </w:p>
     <w:p>
@@ -2735,10 +2999,94 @@
         <w:rPr>
           <w:lang w:val="ru-RU" w:eastAsia="en-US"/>
         </w:rPr>
-        <w:t xml:space="preserve">Для создания нового расписания нажимается кнопка «Настроить расписание» (Customize Schedule). Появляется предупреждение о том, что выбрано предопределённое расписание, с тремя вариантами действий: Create создаёт новое расписание на основе выбранного, Modify изменяет само предопределённое расписание, «Отмена» оставляет его без изменений (рисунок 1.9). Системное расписание могут использовать другие ресурсы, поэтому выбирается создание нового расписания.</w:t>
-      </w:r>
-    </w:p>
-    <w:p xmlns:a="http://schemas.openxmlformats.org/drawingml/2006/main" xmlns:pic="http://schemas.openxmlformats.org/drawingml/2006/picture">
+        <w:t>На</w:t>
+      </w:r>
+      <w:r>
+        <w:rPr>
+          <w:lang w:eastAsia="en-US"/>
+        </w:rPr>
+        <w:t xml:space="preserve"> </w:t>
+      </w:r>
+      <w:r>
+        <w:rPr>
+          <w:lang w:val="ru-RU" w:eastAsia="en-US"/>
+        </w:rPr>
+        <w:t>третьем</w:t>
+      </w:r>
+      <w:r>
+        <w:rPr>
+          <w:lang w:eastAsia="en-US"/>
+        </w:rPr>
+        <w:t xml:space="preserve"> </w:t>
+      </w:r>
+      <w:r>
+        <w:rPr>
+          <w:lang w:val="ru-RU" w:eastAsia="en-US"/>
+        </w:rPr>
+        <w:t>шаге</w:t>
+      </w:r>
+      <w:r>
+        <w:rPr>
+          <w:lang w:eastAsia="en-US"/>
+        </w:rPr>
+        <w:t xml:space="preserve"> «</w:t>
+      </w:r>
+      <w:r>
+        <w:rPr>
+          <w:lang w:val="ru-RU" w:eastAsia="en-US"/>
+        </w:rPr>
+        <w:t>Результаты</w:t>
+      </w:r>
+      <w:r>
+        <w:rPr>
+          <w:lang w:eastAsia="en-US"/>
+        </w:rPr>
+        <w:t xml:space="preserve">» Unisphere </w:t>
+      </w:r>
+      <w:r>
+        <w:rPr>
+          <w:lang w:val="ru-RU" w:eastAsia="en-US"/>
+        </w:rPr>
+        <w:t>показывает</w:t>
+      </w:r>
+      <w:r>
+        <w:rPr>
+          <w:lang w:eastAsia="en-US"/>
+        </w:rPr>
+        <w:t xml:space="preserve"> </w:t>
+      </w:r>
+      <w:r>
+        <w:rPr>
+          <w:lang w:val="ru-RU" w:eastAsia="en-US"/>
+        </w:rPr>
+        <w:t>ход</w:t>
+      </w:r>
+      <w:r>
+        <w:rPr>
+          <w:lang w:eastAsia="en-US"/>
+        </w:rPr>
+        <w:t xml:space="preserve"> </w:t>
+      </w:r>
+      <w:r>
+        <w:rPr>
+          <w:lang w:val="ru-RU" w:eastAsia="en-US"/>
+        </w:rPr>
+        <w:t>операции</w:t>
+      </w:r>
+      <w:r>
+        <w:rPr>
+          <w:lang w:eastAsia="en-US"/>
+        </w:rPr>
+        <w:t xml:space="preserve"> «Create or modify the storage resource: LUN Group LUNGroup-FC». </w:t>
+      </w:r>
+      <w:r>
+        <w:rPr>
+          <w:lang w:val="ru-RU" w:eastAsia="en-US"/>
+        </w:rPr>
+        <w:t>Сначала создаётся расписание защиты данных, затем изменяется ресурс LUNGroup-FC (рисунок 1.11). Для операции создаётся фоновая задача, за ней можно следить по ссылке Jobs в строке состояния, и счётчик выполняемых задач в этот момент равен 1.</w:t>
+      </w:r>
+    </w:p>
+    <w:p>
       <w:pPr>
         <w:pStyle w:val="a7"/>
         <w:keepNext/>
@@ -2753,23 +3101,24 @@
         <w:rPr>
           <w:noProof/>
         </w:rPr>
+        <w:lastRenderedPageBreak/>
         <w:drawing>
-          <wp:inline distT="0" distB="0" distL="0" distR="0">
+          <wp:inline distT="0" distB="0" distL="0" distR="0" wp14:anchorId="475740FD" wp14:editId="796502FF">
             <wp:extent cx="5400000" cy="3700449"/>
             <wp:effectExtent l="0" t="0" r="0" b="0"/>
-            <wp:docPr id="1009" name="Рисунок 1009"/>
+            <wp:docPr id="1011" name="Рисунок 1011"/>
             <wp:cNvGraphicFramePr>
-              <a:graphicFrameLocks noChangeAspect="1"/>
+              <a:graphicFrameLocks xmlns:a="http://schemas.openxmlformats.org/drawingml/2006/main" noChangeAspect="1"/>
             </wp:cNvGraphicFramePr>
-            <a:graphic>
+            <a:graphic xmlns:a="http://schemas.openxmlformats.org/drawingml/2006/main">
               <a:graphicData uri="http://schemas.openxmlformats.org/drawingml/2006/picture">
-                <pic:pic>
+                <pic:pic xmlns:pic="http://schemas.openxmlformats.org/drawingml/2006/picture">
                   <pic:nvPicPr>
-                    <pic:cNvPr id="1009" name="fig09.png"/>
+                    <pic:cNvPr id="1011" name="fig11.png"/>
                     <pic:cNvPicPr/>
                   </pic:nvPicPr>
                   <pic:blipFill>
-                    <a:blip r:embed="rIdFig9"/>
+                    <a:blip r:embed="rId18"/>
                     <a:stretch>
                       <a:fillRect/>
                     </a:stretch>
@@ -2804,120 +3153,24 @@
         <w:rPr>
           <w:lang w:val="ru-RU" w:eastAsia="en-US"/>
         </w:rPr>
-        <w:t xml:space="preserve">Рисунок 1.9 – Предупреждение о выборе предопределённого расписания</w:t>
+        <w:t>Рисунок 1.11 – Выполнение изменения защиты</w:t>
       </w:r>
     </w:p>
     <w:p>
       <w:pPr>
         <w:pStyle w:val="a7"/>
-        <w:keepNext/>
-        <w:rPr>
-          <w:lang w:val="ru-RU" w:eastAsia="en-US"/>
-        </w:rPr>
-      </w:pPr>
-      <w:r>
-        <w:rPr>
-          <w:lang w:val="ru-RU" w:eastAsia="en-US"/>
-        </w:rPr>
-        <w:t xml:space="preserve">Мастер позволяет построить подробную схему защиты на часы, дни или более длительные периоды и автоматически удалять старые снимки, чтобы экономить место в пуле. Существующее правило с ежедневным снимком сохраняется, а для долговременной защиты добавляется ещё одно правило. Параметры нового правила задаются по заданию (рисунок 1.10):</w:t>
-      </w:r>
-    </w:p>
-    <w:p>
-      <w:pPr>
-        <w:pStyle w:val="a7"/>
-        <w:numPr>
-          <w:ilvl w:val="0"/>
-          <w:numId w:val="17"/>
-        </w:numPr>
-        <w:ind w:left="0" w:firstLine="709"/>
-        <w:rPr>
-          <w:lang w:val="ru-RU" w:eastAsia="en-US"/>
-        </w:rPr>
-      </w:pPr>
-      <w:r>
-        <w:rPr>
-          <w:lang w:val="ru-RU" w:eastAsia="en-US"/>
-        </w:rPr>
-        <w:t xml:space="preserve">тип правила (Type of Rule): «В выбранный день…» (On Selected Days);</w:t>
-      </w:r>
-    </w:p>
-    <w:p>
-      <w:pPr>
-        <w:pStyle w:val="a7"/>
-        <w:numPr>
-          <w:ilvl w:val="0"/>
-          <w:numId w:val="17"/>
-        </w:numPr>
-        <w:ind w:left="0" w:firstLine="709"/>
-        <w:rPr>
-          <w:lang w:val="ru-RU" w:eastAsia="en-US"/>
-        </w:rPr>
-      </w:pPr>
-      <w:r>
-        <w:rPr>
-          <w:lang w:val="ru-RU" w:eastAsia="en-US"/>
-        </w:rPr>
-        <w:t xml:space="preserve">частота (Frequency): суббота;</w:t>
-      </w:r>
-    </w:p>
-    <w:p>
-      <w:pPr>
-        <w:pStyle w:val="a7"/>
-        <w:numPr>
-          <w:ilvl w:val="0"/>
-          <w:numId w:val="17"/>
-        </w:numPr>
-        <w:ind w:left="0" w:firstLine="709"/>
-        <w:rPr>
-          <w:lang w:val="ru-RU" w:eastAsia="en-US"/>
-        </w:rPr>
-      </w:pPr>
-      <w:r>
-        <w:rPr>
-          <w:lang w:val="ru-RU" w:eastAsia="en-US"/>
-        </w:rPr>
-        <w:t xml:space="preserve">время (Time): 01:00;</w:t>
-      </w:r>
-    </w:p>
-    <w:p>
-      <w:pPr>
-        <w:pStyle w:val="a7"/>
-        <w:numPr>
-          <w:ilvl w:val="0"/>
-          <w:numId w:val="17"/>
-        </w:numPr>
-        <w:ind w:left="0" w:firstLine="709"/>
-        <w:rPr>
-          <w:lang w:val="ru-RU" w:eastAsia="en-US"/>
-        </w:rPr>
-      </w:pPr>
-      <w:r>
-        <w:rPr>
-          <w:lang w:val="ru-RU" w:eastAsia="en-US"/>
-        </w:rPr>
-        <w:t xml:space="preserve">правило автоудаления (Auto-Delete Policy): по сроку хранения (Expiration value), хранить 7 дней;</w:t>
-      </w:r>
-    </w:p>
-    <w:p>
-      <w:pPr>
-        <w:pStyle w:val="a7"/>
-        <w:numPr>
-          <w:ilvl w:val="0"/>
-          <w:numId w:val="17"/>
-        </w:numPr>
-        <w:ind w:left="0" w:firstLine="709"/>
-        <w:rPr>
-          <w:lang w:val="ru-RU" w:eastAsia="en-US"/>
-        </w:rPr>
-      </w:pPr>
-      <w:r>
-        <w:rPr>
-          <w:lang w:val="ru-RU" w:eastAsia="en-US"/>
-        </w:rPr>
-        <w:t xml:space="preserve">тип доступа (Access Type): скрытая папка .ckpt только для чтения (Hidden).</w:t>
-      </w:r>
-    </w:p>
-    <w:p xmlns:a="http://schemas.openxmlformats.org/drawingml/2006/main" xmlns:pic="http://schemas.openxmlformats.org/drawingml/2006/picture">
+        <w:rPr>
+          <w:lang w:val="ru-RU" w:eastAsia="en-US"/>
+        </w:rPr>
+      </w:pPr>
+      <w:r>
+        <w:rPr>
+          <w:lang w:val="ru-RU" w:eastAsia="en-US"/>
+        </w:rPr>
+        <w:t>После завершения оба этапа отмечены зелёными значками, выведено сообщение «Настройка успешно завершена», и появляется уведомление Job Completed с текстом «The Create or modify the storage resource: LUN Group LUNGroup-FC task completed successfully» (рисунок 1.12). Защиту можно проверить и другим способом: в разделе «Система хранения данных» → LUNs → LUNGroup-FC на вкладке «Снимки» в поле «Расписание защиты данных» перечисляются внесённые правила.</w:t>
+      </w:r>
+    </w:p>
+    <w:p>
       <w:pPr>
         <w:pStyle w:val="a7"/>
         <w:keepNext/>
@@ -2932,23 +3185,24 @@
         <w:rPr>
           <w:noProof/>
         </w:rPr>
+        <w:lastRenderedPageBreak/>
         <w:drawing>
-          <wp:inline distT="0" distB="0" distL="0" distR="0">
+          <wp:inline distT="0" distB="0" distL="0" distR="0" wp14:anchorId="3330EFB7" wp14:editId="77691BB7">
             <wp:extent cx="5400000" cy="3700449"/>
             <wp:effectExtent l="0" t="0" r="0" b="0"/>
-            <wp:docPr id="1010" name="Рисунок 1010"/>
+            <wp:docPr id="1012" name="Рисунок 1012"/>
             <wp:cNvGraphicFramePr>
-              <a:graphicFrameLocks noChangeAspect="1"/>
+              <a:graphicFrameLocks xmlns:a="http://schemas.openxmlformats.org/drawingml/2006/main" noChangeAspect="1"/>
             </wp:cNvGraphicFramePr>
-            <a:graphic>
+            <a:graphic xmlns:a="http://schemas.openxmlformats.org/drawingml/2006/main">
               <a:graphicData uri="http://schemas.openxmlformats.org/drawingml/2006/picture">
-                <pic:pic>
+                <pic:pic xmlns:pic="http://schemas.openxmlformats.org/drawingml/2006/picture">
                   <pic:nvPicPr>
-                    <pic:cNvPr id="1010" name="fig10.png"/>
+                    <pic:cNvPr id="1012" name="fig12.png"/>
                     <pic:cNvPicPr/>
                   </pic:nvPicPr>
                   <pic:blipFill>
-                    <a:blip r:embed="rIdFig10"/>
+                    <a:blip r:embed="rId19"/>
                     <a:stretch>
                       <a:fillRect/>
                     </a:stretch>
@@ -2983,187 +3237,7 @@
         <w:rPr>
           <w:lang w:val="ru-RU" w:eastAsia="en-US"/>
         </w:rPr>
-        <w:t xml:space="preserve">Рисунок 1.10 – Параметры нового правила расписания</w:t>
-      </w:r>
-    </w:p>
-    <w:p>
-      <w:pPr>
-        <w:pStyle w:val="a7"/>
-        <w:rPr>
-          <w:lang w:val="ru-RU" w:eastAsia="en-US"/>
-        </w:rPr>
-      </w:pPr>
-      <w:r>
-        <w:rPr>
-          <w:lang w:val="ru-RU" w:eastAsia="en-US"/>
-        </w:rPr>
-        <w:t xml:space="preserve">Тип доступа действует только для файловых ресурсов: снимки файловой системы видны хостам в скрытой папке .ckpt. Для группы LUN этот параметр на доступ к снимкам не влияет. После сохранения правила расписание содержит два правила: ежедневный снимок с хранением два дня и снимок каждую субботу в 01:00 с хранением семь дней. Изменения проверяются на шаге «Сводка» (Summary), после чего нажимается кнопка «Готово» (Finish).</w:t>
-      </w:r>
-    </w:p>
-    <w:p>
-      <w:pPr>
-        <w:pStyle w:val="a7"/>
-        <w:rPr>
-          <w:lang w:val="ru-RU" w:eastAsia="en-US"/>
-        </w:rPr>
-      </w:pPr>
-      <w:r>
-        <w:rPr>
-          <w:lang w:val="ru-RU" w:eastAsia="en-US"/>
-        </w:rPr>
-        <w:t xml:space="preserve">На третьем шаге «Результаты» Unisphere показывает ход операции «Create or modify the storage resource: LUN Group LUNGroup-FC». Сначала создаётся расписание защиты данных, затем изменяется ресурс LUNGroup-FC (рисунок 1.11). Для операции создаётся фоновая задача, за ней можно следить по ссылке Jobs в строке состояния, и счётчик выполняемых задач в этот момент равен 1.</w:t>
-      </w:r>
-    </w:p>
-    <w:p xmlns:a="http://schemas.openxmlformats.org/drawingml/2006/main" xmlns:pic="http://schemas.openxmlformats.org/drawingml/2006/picture">
-      <w:pPr>
-        <w:pStyle w:val="a7"/>
-        <w:keepNext/>
-        <w:spacing w:before="240" w:after="120"/>
-        <w:ind w:firstLine="0"/>
-        <w:jc w:val="center"/>
-        <w:rPr>
-          <w:lang w:val="ru-RU" w:eastAsia="en-US"/>
-        </w:rPr>
-      </w:pPr>
-      <w:r>
-        <w:rPr>
-          <w:noProof/>
-        </w:rPr>
-        <w:drawing>
-          <wp:inline distT="0" distB="0" distL="0" distR="0">
-            <wp:extent cx="5400000" cy="3700449"/>
-            <wp:effectExtent l="0" t="0" r="0" b="0"/>
-            <wp:docPr id="1011" name="Рисунок 1011"/>
-            <wp:cNvGraphicFramePr>
-              <a:graphicFrameLocks noChangeAspect="1"/>
-            </wp:cNvGraphicFramePr>
-            <a:graphic>
-              <a:graphicData uri="http://schemas.openxmlformats.org/drawingml/2006/picture">
-                <pic:pic>
-                  <pic:nvPicPr>
-                    <pic:cNvPr id="1011" name="fig11.png"/>
-                    <pic:cNvPicPr/>
-                  </pic:nvPicPr>
-                  <pic:blipFill>
-                    <a:blip r:embed="rIdFig11"/>
-                    <a:stretch>
-                      <a:fillRect/>
-                    </a:stretch>
-                  </pic:blipFill>
-                  <pic:spPr>
-                    <a:xfrm>
-                      <a:off x="0" y="0"/>
-                      <a:ext cx="5400000" cy="3700449"/>
-                    </a:xfrm>
-                    <a:prstGeom prst="rect">
-                      <a:avLst/>
-                    </a:prstGeom>
-                  </pic:spPr>
-                </pic:pic>
-              </a:graphicData>
-            </a:graphic>
-          </wp:inline>
-        </w:drawing>
-      </w:r>
-    </w:p>
-    <w:p>
-      <w:pPr>
-        <w:pStyle w:val="a7"/>
-        <w:spacing w:after="240"/>
-        <w:ind w:firstLine="0"/>
-        <w:jc w:val="center"/>
-        <w:rPr>
-          <w:lang w:val="ru-RU" w:eastAsia="en-US"/>
-        </w:rPr>
-      </w:pPr>
-      <w:r>
-        <w:rPr>
-          <w:lang w:val="ru-RU" w:eastAsia="en-US"/>
-        </w:rPr>
-        <w:t xml:space="preserve">Рисунок 1.11 – Выполнение изменения защиты</w:t>
-      </w:r>
-    </w:p>
-    <w:p>
-      <w:pPr>
-        <w:pStyle w:val="a7"/>
-        <w:rPr>
-          <w:lang w:val="ru-RU" w:eastAsia="en-US"/>
-        </w:rPr>
-      </w:pPr>
-      <w:r>
-        <w:rPr>
-          <w:lang w:val="ru-RU" w:eastAsia="en-US"/>
-        </w:rPr>
-        <w:t xml:space="preserve">После завершения оба этапа отмечены зелёными значками, выведено сообщение «Настройка успешно завершена», и появляется уведомление Job Completed с текстом «The Create or modify the storage resource: LUN Group LUNGroup-FC task completed successfully» (рисунок 1.12). Защиту можно проверить и другим способом: в разделе «Система хранения данных» → LUNs → LUNGroup-FC на вкладке «Снимки» в поле «Расписание защиты данных» перечисляются внесённые правила.</w:t>
-      </w:r>
-    </w:p>
-    <w:p xmlns:a="http://schemas.openxmlformats.org/drawingml/2006/main" xmlns:pic="http://schemas.openxmlformats.org/drawingml/2006/picture">
-      <w:pPr>
-        <w:pStyle w:val="a7"/>
-        <w:keepNext/>
-        <w:spacing w:before="240" w:after="120"/>
-        <w:ind w:firstLine="0"/>
-        <w:jc w:val="center"/>
-        <w:rPr>
-          <w:lang w:val="ru-RU" w:eastAsia="en-US"/>
-        </w:rPr>
-      </w:pPr>
-      <w:r>
-        <w:rPr>
-          <w:noProof/>
-        </w:rPr>
-        <w:drawing>
-          <wp:inline distT="0" distB="0" distL="0" distR="0">
-            <wp:extent cx="5400000" cy="3700449"/>
-            <wp:effectExtent l="0" t="0" r="0" b="0"/>
-            <wp:docPr id="1012" name="Рисунок 1012"/>
-            <wp:cNvGraphicFramePr>
-              <a:graphicFrameLocks noChangeAspect="1"/>
-            </wp:cNvGraphicFramePr>
-            <a:graphic>
-              <a:graphicData uri="http://schemas.openxmlformats.org/drawingml/2006/picture">
-                <pic:pic>
-                  <pic:nvPicPr>
-                    <pic:cNvPr id="1012" name="fig12.png"/>
-                    <pic:cNvPicPr/>
-                  </pic:nvPicPr>
-                  <pic:blipFill>
-                    <a:blip r:embed="rIdFig12"/>
-                    <a:stretch>
-                      <a:fillRect/>
-                    </a:stretch>
-                  </pic:blipFill>
-                  <pic:spPr>
-                    <a:xfrm>
-                      <a:off x="0" y="0"/>
-                      <a:ext cx="5400000" cy="3700449"/>
-                    </a:xfrm>
-                    <a:prstGeom prst="rect">
-                      <a:avLst/>
-                    </a:prstGeom>
-                  </pic:spPr>
-                </pic:pic>
-              </a:graphicData>
-            </a:graphic>
-          </wp:inline>
-        </w:drawing>
-      </w:r>
-    </w:p>
-    <w:p>
-      <w:pPr>
-        <w:pStyle w:val="a7"/>
-        <w:spacing w:after="240"/>
-        <w:ind w:firstLine="0"/>
-        <w:jc w:val="center"/>
-        <w:rPr>
-          <w:lang w:val="ru-RU" w:eastAsia="en-US"/>
-        </w:rPr>
-      </w:pPr>
-      <w:r>
-        <w:rPr>
-          <w:lang w:val="ru-RU" w:eastAsia="en-US"/>
-        </w:rPr>
-        <w:t xml:space="preserve">Рисунок 1.12 – Успешное завершение настройки защиты</w:t>
+        <w:t>Рисунок 1.12 – Успешное завершение настройки защиты</w:t>
       </w:r>
     </w:p>
     <w:p>
@@ -3171,14 +3245,15 @@
         <w:pStyle w:val="a5"/>
         <w:pageBreakBefore/>
         <w:rPr>
-          <w:lang w:val="ru-RU" w:eastAsia="en-US"/>
-        </w:rPr>
-      </w:pPr>
-      <w:r>
-        <w:rPr>
-          <w:lang w:val="ru-RU" w:eastAsia="en-US"/>
-        </w:rPr>
-        <w:t xml:space="preserve">Заключение</w:t>
+          <w:lang w:eastAsia="en-US"/>
+        </w:rPr>
+      </w:pPr>
+      <w:r>
+        <w:rPr>
+          <w:lang w:eastAsia="en-US"/>
+        </w:rPr>
+        <w:lastRenderedPageBreak/>
+        <w:t>Заключение</w:t>
       </w:r>
     </w:p>
     <w:p>
@@ -3192,7 +3267,7 @@
         <w:rPr>
           <w:lang w:val="ru-RU" w:eastAsia="en-US"/>
         </w:rPr>
-        <w:t xml:space="preserve">В ходе лабораторной работы изучены два уровня обеспечения непрерывного доступа к данным: многопутевой ввод-вывод на хосте и локальная защита снимками на массиве.</w:t>
+        <w:t>В ходе лабораторной работы изучены два уровня обеспечения непрерывного доступа к данным: многопутевой ввод-вывод на хосте и локальная защита снимками на массиве.</w:t>
       </w:r>
     </w:p>
     <w:p>
@@ -3206,7 +3281,7 @@
         <w:rPr>
           <w:lang w:val="ru-RU" w:eastAsia="en-US"/>
         </w:rPr>
-        <w:t xml:space="preserve">Анализ вывода powermt показал, что в исходном состоянии PowerPath управлял тремя адаптерами хоста, а все 37 логических устройств хоста принадлежали массивам CLARiiON. Часть путей была неисправна: адаптеры port2\path0 и port3\path0 работали в состоянии degraded, адаптер port4\path0 полностью отказал. Команда powermt check удалила неисправные пути. После проверки остались два исправных адаптера и один массив APM00134202454, число логических устройств CLARiiON уменьшилось до 30, неисправных путей не осталось. PowerPath после проверки настроен правильно: каждое устройство доступно по нескольким исправным путям через два адаптера.</w:t>
+        <w:t>Анализ вывода powermt показал, что в исходном состоянии PowerPath управлял тремя адаптерами хоста, а все 37 логических устройств хоста принадлежали массивам CLARiiON. Часть путей была неисправна: адаптеры port2\path0 и port3\path0 работали в состоянии degraded, адаптер port4\path0 полностью отказал. Команда powermt check удалила неисправные пути. После проверки остались два исправных адаптера и один массив APM00134202454, число логических устройств CLARiiON уменьшилось до 30, неисправных путей не осталось. PowerPath после проверки настроен правильно: каждое устройство доступно по нескольким исправным путям через два адаптера.</w:t>
       </w:r>
     </w:p>
     <w:p>
@@ -3220,7 +3295,7 @@
         <w:rPr>
           <w:lang w:val="ru-RU" w:eastAsia="en-US"/>
         </w:rPr>
-        <w:t xml:space="preserve">При изучении локальной защиты в Unisphere рассмотрены три системных и одно пользовательское расписание снимков, а также защита LUN и файловых систем. Проверка показала, что группы LUNGroup-FC и RomaLun и файловая система FileSystem01 не защищены снимками. Для группы LUNGroup-FC создано новое расписание: к ежедневному снимку с хранением два дня добавлен снимок по субботам в 01:00 с хранением семь дней, операция завершилась успешно.</w:t>
+        <w:t>При изучении локальной защиты в Unisphere рассмотрены три системных и одно пользовательское расписание снимков, а также защита LUN и файловых систем. Проверка показала, что группы LUNGroup-FC и RomaLun и файловая система FileSystem01 не защищены снимками. Для группы LUNGroup-FC создано новое расписание: к ежедневному снимку с хранением два дня добавлен снимок по субботам в 01:00 с хранением семь дней, операция завершилась успешно.</w:t>
       </w:r>
     </w:p>
     <w:p>
@@ -3234,11 +3309,11 @@
         <w:rPr>
           <w:lang w:val="ru-RU" w:eastAsia="en-US"/>
         </w:rPr>
-        <w:t xml:space="preserve">Многопутевой ввод-вывод защищает от отказов оборудования на пути между хостом и массивом, снимки защищают от логических ошибок и порчи данных. Вместе они повышают доступность ресурсов сети хранения данных, однако удалённую репликацию и резервное копирование на отдельный носитель не заменяют.</w:t>
+        <w:t>Многопутевой ввод-вывод защищает от отказов оборудования на пути между хостом и массивом, снимки защищают от логических ошибок и порчи данных. Вместе они повышают доступность ресурсов сети хранения данных, однако удалённую репликацию и резервное копирование на отдельный носитель не заменяют.</w:t>
       </w:r>
     </w:p>
     <w:sectPr>
-      <w:footerReference w:type="default" r:id="rId34"/>
+      <w:footerReference w:type="default" r:id="rId20"/>
       <w:pgSz w:w="11906" w:h="16838"/>
       <w:pgMar w:top="1134" w:right="851" w:bottom="1531" w:left="1701" w:header="708" w:footer="708" w:gutter="0"/>
       <w:cols w:space="708"/>
@@ -4149,8 +4224,8 @@
     <w:lvl w:ilvl="0" w:tplc="E80A4508">
       <w:start w:val="1"/>
       <w:numFmt w:val="bullet"/>
-      <w:suff w:val="space"/>
-      <w:lvlText w:val="-"/>
+      <w:suff w:val="nothing"/>
+      <w:lvlText w:val="— "/>
       <w:lvlJc w:val="left"/>
       <w:pPr>
         <w:ind w:left="1428" w:hanging="360"/>

--- a/Универ/5 курс/ХИУД/ЛР/ХИУД.ЛР4.250541.Власов.docx
+++ b/Универ/5 курс/ХИУД/ЛР/ХИУД.ЛР4.250541.Власов.docx
@@ -1310,20 +1310,6 @@
           <w:lang w:val="ru-RU" w:eastAsia="en-US"/>
         </w:rPr>
         <w:t>Снимок фиксирует состояние тома на определённый момент времени и хранит только блоки, изменённые после этого момента, поэтому занимает меньше места, чем полная копия. Снимки защищают от логических ошибок: случайного удаления файлов, порчи данных приложением или вредоносной программой. От отказа самого массива снимки не защищают, так как хранятся на том же массиве, что и исходный том.</w:t>
-      </w:r>
-    </w:p>
-    <w:p>
-      <w:pPr>
-        <w:pStyle w:val="a7"/>
-        <w:rPr>
-          <w:lang w:val="ru-RU" w:eastAsia="en-US"/>
-        </w:rPr>
-      </w:pPr>
-      <w:r>
-        <w:rPr>
-          <w:lang w:val="ru-RU" w:eastAsia="en-US"/>
-        </w:rPr>
-        <w:t>В отчёт вошли анализ вывода команд PowerPath, описание каждого шага настройки защиты, снимки экрана и итоговая конфигурация расписаний.</w:t>
       </w:r>
     </w:p>
     <w:p>

--- a/Универ/5 курс/ХИУД/ЛР/ХИУД.ЛР4.250541.Власов.docx
+++ b/Универ/5 курс/ХИУД/ЛР/ХИУД.ЛР4.250541.Власов.docx
@@ -1108,7 +1108,7 @@
                 <w:sz w:val="28"/>
                 <w:szCs w:val="28"/>
               </w:rPr>
-              <w:t>7</w:t>
+              <w:t>6</w:t>
             </w:r>
           </w:p>
         </w:tc>
@@ -1234,7 +1234,7 @@
                 <w:sz w:val="28"/>
                 <w:szCs w:val="28"/>
               </w:rPr>
-              <w:t>14</w:t>
+              <w:t>13</w:t>
             </w:r>
           </w:p>
         </w:tc>
@@ -1267,7 +1267,7 @@
         <w:rPr>
           <w:lang w:val="ru-RU" w:eastAsia="en-US"/>
         </w:rPr>
-        <w:t>Лабораторная работа посвящена двум способам сохранить доступ к данным при сбоях. Первый способ работает на стороне хоста: программа многопутевого ввода-вывода (multipath) направляет запросы к массиву по нескольким путям и при отказе пути переключается на исправный. Второй способ работает на стороне массива: локальная защита периодически создаёт снимки (snapshots) томов, и по снимку данные восстанавливаются на момент его создания.</w:t>
+        <w:t xml:space="preserve">Лабораторная работа посвящена двум способам сохранить доступ к данным при сбоях. Первый работает на сервере: программа multipath отправляет запросы к массиву по нескольким путям и при обрыве одного пути переключается на другой. Второй работает на самом массиве: он регулярно делает снимки (snapshots) томов, и по снимку данные можно вернуть в прежнее состояние.</w:t>
       </w:r>
     </w:p>
     <w:p>
@@ -1295,7 +1295,7 @@
         <w:rPr>
           <w:lang w:val="ru-RU" w:eastAsia="en-US"/>
         </w:rPr>
-        <w:t xml:space="preserve">Программа EMC PowerPath устанавливается на хост, объединяет все пути от адаптеров шины хоста (HBA) к логическому устройству массива в одно псевдоустройство, распределяет нагрузку между путями и исключает из работы неисправные пути. Настройка PowerPath проверяется командой powermt. В работе анализируется приведённый в задании вывод этой команды на хосте Windows с установленным EMC PowerPath: исходное состояние, проверка путей командой powermt check и состояние после проверки. Затем в симуляторе Unisphere VNXe Demo изучаются существующие расписания снимков и защита LUN и файловых систем, и для группы LUNGroup-FC создаётся новое расписание с дополнительным еженедельным снимком.</w:t>
+        <w:t xml:space="preserve">Программа EMC PowerPath устанавливается на сервер и объединяет все пути к одному диску массива. Она распределяет нагрузку между путями и отключает неисправные. Состояние PowerPath проверяется командой powermt, её вывод приведён в задании. Затем в симуляторе Unisphere VNXe Demo изучается существующая защита снимками и настраивается расписание снимков для группы LUNGroup-FC.</w:t>
       </w:r>
     </w:p>
     <w:p>
@@ -1309,7 +1309,7 @@
         <w:rPr>
           <w:lang w:val="ru-RU" w:eastAsia="en-US"/>
         </w:rPr>
-        <w:t>Снимок фиксирует состояние тома на определённый момент времени и хранит только блоки, изменённые после этого момента, поэтому занимает меньше места, чем полная копия. Снимки защищают от логических ошибок: случайного удаления файлов, порчи данных приложением или вредоносной программой. От отказа самого массива снимки не защищают, так как хранятся на том же массиве, что и исходный том.</w:t>
+        <w:t xml:space="preserve">Снимок хранит состояние тома на определённый момент и занимает мало места, так как сохраняет только изменения. Снимки помогают при случайном удалении или порче данных, но не спасают при отказе самого массива: они хранятся на нём же.</w:t>
       </w:r>
     </w:p>
     <w:p>
@@ -1348,7 +1348,7 @@
         <w:rPr>
           <w:lang w:val="ru-RU" w:eastAsia="en-US"/>
         </w:rPr>
-        <w:t>Для проверки и настройки PowerPath используются специальные команды, которые вводятся в командной строке хоста. В работе используется вывод этих команд, сохранённый в журнал на хосте Windows с установленным EMC PowerPath. Основная команда powermt display выводит сводку по адаптерам хоста и логическим устройствам (рисунок 1.1).</w:t>
+        <w:t xml:space="preserve">Для проверки PowerPath используются команды, которые вводятся в командной строке сервера. Основная команда powermt display показывает сводку по адаптерам сервера и дискам массива (рисунок 1.1).</w:t>
       </w:r>
     </w:p>
     <w:p>
@@ -1431,7 +1431,7 @@
         <w:rPr>
           <w:lang w:val="ru-RU" w:eastAsia="en-US"/>
         </w:rPr>
-        <w:t>В начале вывода указано число логических устройств каждого типа массивов: Symmetrix logical device count=0, CLARiiON logical device count=37, Generic logical device count=0. Ниже приведена таблица адаптеров шины хоста (Host Bus Adapters). Для каждого адаптера указаны аппаратный путь HW Path, итоговое состояние Summary, общее число путей ввода-вывода Total, число неисправных путей Dead и статистика ошибок.</w:t>
+        <w:t xml:space="preserve">В начале вывода указано, сколько дисков (логических устройств) каждого типа массивов видит сервер. Ниже для каждого адаптера показаны его состояние, общее число путей и число неисправных путей (Dead).</w:t>
       </w:r>
     </w:p>
     <w:p>
@@ -1445,7 +1445,7 @@
         <w:rPr>
           <w:lang w:val="ru-RU" w:eastAsia="en-US"/>
         </w:rPr>
-        <w:t>По этому выводу PowerPath управляет тремя инициаторами, то есть тремя адаптерами хоста: port2\path0, port3\path0 и port4\path0. Все логические устройства, доступные хосту, принадлежат массивам CLARiiON, их 37, устройств массивов Symmetrix и устройств общего типа Generic нет. Состояние адаптеров плохое. У port2\path0 неисправны 28 путей из 58, у port3\path0 неисправны 28 путей из 43, оба адаптера находятся в состоянии degraded. У port4\path0 неисправны все 24 пути, и адаптер находится в состоянии failed. В столбце Errors у адаптеров накоплено 43, 43 и 24 ошибки.</w:t>
+        <w:t xml:space="preserve">По выводу видно, что PowerPath управляет тремя инициаторами, то есть тремя адаптерами сервера: port2\path0, port3\path0 и port4\path0. Все диски, доступные серверу, находятся на массивах CLARiiON. Состояние плохое: у первых двух адаптеров неисправна примерно половина путей (состояние degraded), а у третьего не работает ни один путь (состояние failed).</w:t>
       </w:r>
     </w:p>
     <w:p>
@@ -1459,7 +1459,7 @@
         <w:rPr>
           <w:lang w:val="ru-RU" w:eastAsia="en-US"/>
         </w:rPr>
-        <w:t>Подробности даёт команда powermt display paths (рисунок 1.2). Она группирует пути по массивам: для каждого сочетания адаптера и порта массива указаны серийный номер массива (Storage System ID), порт процессора хранения (Interface), общее число путей и число неисправных путей.</w:t>
+        <w:t xml:space="preserve">Подробности показывает команда powermt display paths (рисунок 1.2). Она выводит пути отдельно для каждого массива и каждого его порта.</w:t>
       </w:r>
     </w:p>
     <w:p>
@@ -1543,7 +1543,7 @@
         <w:rPr>
           <w:lang w:val="ru-RU" w:eastAsia="en-US"/>
         </w:rPr>
-        <w:t>Через адаптеры хоста видны три массива CLARiiON. Массив APM00134202454 доступен через порты SP B8 и SP A6 адаптера port2\path0 и порт SP A7 адаптера port3\path0, на каждом из этих портов 15 путей и ни одного неисправного. Массив APM00121802197 доступен через порты SP A0 и SP B2 адаптера port2\path0, SP A1 и SP B1 адаптера port3\path0 и SP A4, SP A5, SP B4 и SP B5 адаптера port4\path0, и все его пути неисправны. Массив APM00121802193 доступен только через порты SP A4 и SP B4 адаптера port4\path0, его пути тоже неисправны. Такие пути PowerPath помечает как неисправные пути ввода-вывода (Dead I/O paths).</w:t>
+        <w:t xml:space="preserve">Сервер видит три массива CLARiiON. Пути к первому из них, APM00134202454, исправны. Все пути к двум другим массивам не работают, и PowerPath отмечает их как мёртвые (Dead I/O paths).</w:t>
       </w:r>
     </w:p>
     <w:p>
@@ -1557,7 +1557,7 @@
         <w:rPr>
           <w:lang w:val="ru-RU" w:eastAsia="en-US"/>
         </w:rPr>
-        <w:t>Для обнаружения и удаления неисправных путей администратор запускает команду powermt check (рисунок 1.3). Команда находит путь c2t0d0 к массиву CLARiiON в состоянии dead и спрашивает, удалить ли его. Ответ a (all) удаляет этот и все остальные неисправные пути без дополнительных вопросов. После этого снова выполняется powermt display.</w:t>
+        <w:t xml:space="preserve">Чтобы найти и убрать неисправные пути, администратор запускает команду powermt check (рисунок 1.3). Команда находит неработающий путь и спрашивает, удалить ли его. Ответ a (all) удаляет все неисправные пути сразу. После этого снова выполняется powermt display.</w:t>
       </w:r>
     </w:p>
     <w:p>
@@ -1641,7 +1641,7 @@
         <w:rPr>
           <w:lang w:val="ru-RU" w:eastAsia="en-US"/>
         </w:rPr>
-        <w:t>После проверки PowerPath управляет двумя инициаторами: port2\path0 и port3\path0. Адаптер port4\path0 из вывода исчез, так как все его пути были неисправны и удалены, поэтому после устранения неполадок хосту доступны уже не все прежние инициаторы. Логические устройства по-прежнему принадлежат только массивам CLARiiON, их число уменьшилось с 37 до 30, устройств Symmetrix и Generic нет. Оба оставшихся адаптера находятся в состоянии OK: у port2\path0 30 путей, у port3\path0 15 путей, неисправных путей нет. Счётчики ошибок не обнулились и по-прежнему равны 43: они накапливаются с момента запуска PowerPath и отражают прошлые сбои.</w:t>
+        <w:t xml:space="preserve">После проверки PowerPath управляет двумя инициаторами: port2\path0 и port3\path0. Адаптер port4\path0 исчез из списка, так как все его пути были неисправны, поэтому после устранения неполадок доступны уже не все прежние инициаторы. Диски по-прежнему находятся только на массивах CLARiiON, но их стало меньше: 30 вместо 37. Оба оставшихся адаптера работают без ошибок (состояние OK).</w:t>
       </w:r>
     </w:p>
     <w:p>
@@ -1655,7 +1655,7 @@
         <w:rPr>
           <w:lang w:val="ru-RU" w:eastAsia="en-US"/>
         </w:rPr>
-        <w:t>Изменения в доступных массивах видны в выводе powermt display paths после проверки (рисунок 1.4). Массивы APM00121802197 и APM00121802193, все пути к которым были неисправны, из вывода исчезли. Хосту остался доступен только массив APM00134202454: через порты SP B8 и SP A6 адаптера port2\path0 и порт SP A7 адаптера port3\path0, по 15 путей на каждом порту и без неисправных путей. Из этих чисел и складываются 30 путей адаптера port2\path0 и 15 путей адаптера port3\path0 в выводе powermt display.</w:t>
+        <w:t xml:space="preserve">Изменения в доступных массивах видны в выводе powermt display paths после проверки (рисунок 1.4). Два массива, к которым не было ни одного рабочего пути, пропали из списка. Остался один массив, APM00134202454, и все пути к нему исправны.</w:t>
       </w:r>
     </w:p>
     <w:p>
@@ -1738,14 +1738,7 @@
         <w:rPr>
           <w:lang w:val="ru-RU" w:eastAsia="en-US"/>
         </w:rPr>
-        <w:t xml:space="preserve">После проверки конфигурация PowerPath исправна: каждое оставшееся логическое устройство доступно по трём путям через два адаптера и два процессора хранения. Если массивы APM00121802197 и APM00121802193 недоступны временно, после восстановления связи администратор снова </w:t>
-      </w:r>
-      <w:r>
-        <w:rPr>
-          <w:lang w:val="ru-RU" w:eastAsia="en-US"/>
-        </w:rPr>
-        <w:lastRenderedPageBreak/>
-        <w:t>находит их пути командой powermt config и сохраняет конфигурацию командой powermt save.</w:t>
+        <w:t xml:space="preserve">После проверки PowerPath настроен правильно: к каждому оставшемуся диску ведут несколько исправных путей через два адаптера. Если пропавшие массивы были недоступны временно, после восстановления связи их пути можно снова найти командой powermt config.</w:t>
       </w:r>
     </w:p>
     <w:p>
@@ -1859,7 +1852,7 @@
         <w:rPr>
           <w:lang w:val="ru-RU" w:eastAsia="en-US"/>
         </w:rPr>
-        <w:t>В списке четыре расписания: три системных (Default Protection, Less Protection и More Protection) и одно пользовательское (Schedule00). Для каждого расписания указаны тип («Определяется системой» или «Определяется пользователем») и признак использования, на рисунке используется только Schedule00. При выборе расписания в блоке «Действие» выводится его описание: частота, время создания снимков и правило их автоматического удаления. Параметры расписаний приведены в таблице 1.1.</w:t>
+        <w:t xml:space="preserve">В списке четыре расписания: три системных (Default Protection, Less Protection и More Protection) и одно созданное пользователем (Schedule00). Сейчас используется только Schedule00. Если выбрать расписание, ниже появляется его описание: как часто делаются снимки и сколько они хранятся. Параметры расписаний приведены в таблице 1.1.</w:t>
       </w:r>
     </w:p>
     <w:p>
@@ -2368,7 +2361,7 @@
         <w:rPr>
           <w:lang w:val="ru-RU" w:eastAsia="en-US"/>
         </w:rPr>
-        <w:t>Системные расписания создают снимок каждый день в 11:00 и различаются сроком хранения: Less Protection хранит снимок один день, Default Protection два дня, More Protection семь дней. Чем дольше хранится снимок, тем на более ранний момент можно вернуть данные и тем больше места снимки занимают в пуле. Расписание Schedule00 создаёт снимок раз в месяц и удаляет старые снимки по порогу автоудаления пула, то есть тогда, когда снимки занимают в пуле больше заданной доли места.</w:t>
+        <w:t xml:space="preserve">Системные расписания делают снимок раз в день и отличаются только сроком хранения: от одного до семи дней. Чем дольше хранятся снимки, тем на более ранний момент можно вернуть данные, но тем больше места они занимают. Расписание Schedule00 делает снимок раз в месяц, а старые снимки удаляет, когда в пуле становится мало места.</w:t>
       </w:r>
     </w:p>
     <w:p>
@@ -2481,7 +2474,7 @@
         <w:rPr>
           <w:lang w:val="ru-RU" w:eastAsia="en-US"/>
         </w:rPr>
-        <w:t>Группа LUNGroup-iSCSI и том LUN00 защищены расписанием Schedule00. Группа RomanLunGroup, созданная во второй лабораторной работе, защищена расписанием Default Protection. Группа RomaLun из третьей лабораторной работы и группа LUNGroup-FC с томами LUNGroup-FC-00 (200 ГБ) и LUNGroup-FC-01 (100 ГБ) расписания защиты не имеют.</w:t>
+        <w:t xml:space="preserve">Расписание Schedule00 защищает группу LUNGroup-iSCSI и том LUN00, а группа RomanLunGroup из второй лабораторной работы защищена расписанием Default Protection. Группа RomaLun из третьей работы и группа LUNGroup-FC защиты не имеют.</w:t>
       </w:r>
     </w:p>
     <w:p>
@@ -2495,7 +2488,7 @@
         <w:rPr>
           <w:lang w:val="ru-RU" w:eastAsia="en-US"/>
         </w:rPr>
-        <w:t>Та же проверка выполняется для файловых систем в разделе «Система хранения данных» → File Systems (рисунок 1.7). Файловая система FileSystem00 (CIFS, 2,0 ТБ) защищена расписанием Schedule00, для неё также включена дедупликация. Файловая система FileSystem01 (NFS, 1,0 ТБ) расписания защиты не имеет.</w:t>
+        <w:t xml:space="preserve">Та же проверка выполняется для файловых систем (раздел «Система хранения данных» → File Systems, рисунок 1.7). Файловая система FileSystem00 защищена расписанием Schedule00, а FileSystem01 не защищена.</w:t>
       </w:r>
     </w:p>
     <w:p>
@@ -2587,7 +2580,7 @@
         <w:rPr>
           <w:lang w:val="ru-RU" w:eastAsia="en-US"/>
         </w:rPr>
-        <w:t>Проверка показала, что группа LUNGroup-FC, к которой по протоколу FC подключён хост 10.244.214.222, не имеет локальной защиты. По заданию защита настраивается для этой группы.</w:t>
+        <w:t xml:space="preserve">Проверка показала, что группа LUNGroup-FC не защищена снимками. По заданию защита настраивается именно для неё.</w:t>
       </w:r>
     </w:p>
     <w:p>
@@ -2609,7 +2602,7 @@
         <w:rPr>
           <w:lang w:val="ru-RU" w:eastAsia="en-US"/>
         </w:rPr>
-        <w:t>В разделе «Система хранения данных» → LUNs выбирается группа LUNGroup-FC, и кнопкой «Сведения» (Details) открывается информация о её конфигурации. На вкладке «Снимки» (Snapshots) указано, что расписание защиты данных не настроено, список снимков группы пуст (рисунок 1.8). Под списком расположены кнопки работы со снимками: «Создать снимок», «Удалить», Copy Snapshot, «Сведения», «Восстановить», «Повысить приоритет» и «Понизить приоритет».</w:t>
+        <w:t xml:space="preserve">В разделе «Система хранения данных» → LUNs выбирается группа LUNGroup-FC, и кнопкой «Сведения» (Details) открывается её описание. На вкладке «Снимки» (Snapshots) видно, что расписание защиты не настроено и снимков пока нет (рисунок 1.8).</w:t>
       </w:r>
     </w:p>
     <w:p>
@@ -2693,7 +2686,7 @@
         <w:rPr>
           <w:lang w:val="ru-RU" w:eastAsia="en-US"/>
         </w:rPr>
-        <w:t>Кнопка «Изменить защиту» (Modify Protection) запускает мастер «Изменить расписание защиты» (Modify Protection Schedule Wizard). Мастер позволяет назначить, изменить или создать расписание снимков. Защиты у группы нет, поэтому на первом шаге выбирается вариант «Защитить данные с помощью расписания создания снимков» (Protect data using snapshot schedule). По умолчанию предложено расписание Default Protection: снимок каждый день в 11:00 с хранением два дня.</w:t>
+        <w:t xml:space="preserve">Кнопка «Изменить защиту» (Modify Protection) запускает мастер «Изменить расписание защиты». Защиты у группы нет, поэтому на первом шаге выбирается вариант «Защитить данные с помощью расписания создания снимков». По умолчанию предлагается расписание Default Protection с одним снимком в день.</w:t>
       </w:r>
     </w:p>
     <w:p>
@@ -2707,7 +2700,7 @@
         <w:rPr>
           <w:lang w:val="ru-RU" w:eastAsia="en-US"/>
         </w:rPr>
-        <w:t>Для создания нового расписания нажимается кнопка «Настроить расписание» (Customize Schedule). Появляется предупреждение о том, что выбрано предопределённое расписание, с тремя вариантами действий: Create создаёт новое расписание на основе выбранного, Modify изменяет само предопределённое расписание, «Отмена» оставляет его без изменений (рисунок 1.9). Системное расписание могут использовать другие ресурсы, поэтому выбирается создание нового расписания.</w:t>
+        <w:t xml:space="preserve">Чтобы настроить своё расписание, нажимается кнопка «Настроить расписание» (Customize Schedule). Система предупреждает, что выбрано готовое системное расписание, и предлагает создать на его основе новое (Create), изменить само системное (Modify) или отменить действие (рисунок 1.9). Системное расписание могут использовать другие ресурсы, поэтому выбирается создание нового расписания.</w:t>
       </w:r>
     </w:p>
     <w:p>
@@ -2792,7 +2785,7 @@
         <w:rPr>
           <w:lang w:val="ru-RU" w:eastAsia="en-US"/>
         </w:rPr>
-        <w:t>Мастер позволяет построить подробную схему защиты на часы, дни или более длительные периоды и автоматически удалять старые снимки, чтобы экономить место в пуле. Существующее правило с ежедневным снимком сохраняется, а для долговременной защиты добавляется ещё одно правило. Параметры нового правила задаются по заданию (рисунок 1.10):</w:t>
+        <w:t xml:space="preserve">Новое расписание получает правило из Default Protection. Это правило изменяется кнопкой «Изменить»: в окне «Изменить правило расписания» задаются параметры из задания (рисунок 1.10):</w:t>
       </w:r>
     </w:p>
     <w:p>
@@ -2957,7 +2950,7 @@
         <w:rPr>
           <w:lang w:val="ru-RU" w:eastAsia="en-US"/>
         </w:rPr>
-        <w:t>Рисунок 1.10 – Параметры нового правила расписания</w:t>
+        <w:t xml:space="preserve">Рисунок 1.10 – Изменение правила расписания</w:t>
       </w:r>
     </w:p>
     <w:p>
@@ -2971,7 +2964,7 @@
         <w:rPr>
           <w:lang w:val="ru-RU" w:eastAsia="en-US"/>
         </w:rPr>
-        <w:t>Тип доступа действует только для файловых ресурсов: снимки файловой системы видны хостам в скрытой папке .ckpt. Для группы LUN этот параметр на доступ к снимкам не влияет. После сохранения правила расписание содержит два правила: ежедневный снимок с хранением два дня и снимок каждую субботу в 01:00 с хранением семь дней. Изменения проверяются на шаге «Сводка» (Summary), после чего нажимается кнопка «Готово» (Finish).</w:t>
+        <w:t xml:space="preserve">Тип доступа имеет значение только для файловых систем: их снимки видны компьютерам в скрытой папке .ckpt. Кнопкой «Изменить правило» изменения сохраняются, и вместо ежедневного снимка расписание теперь делает снимок каждую субботу в 01:00 и хранит его семь дней. Настройки проверяются на шаге «Сводка» (Summary), после чего нажимается кнопка «Готово» (Finish).</w:t>
       </w:r>
     </w:p>
     <w:p>
@@ -2985,91 +2978,7 @@
         <w:rPr>
           <w:lang w:val="ru-RU" w:eastAsia="en-US"/>
         </w:rPr>
-        <w:t>На</w:t>
-      </w:r>
-      <w:r>
-        <w:rPr>
-          <w:lang w:eastAsia="en-US"/>
-        </w:rPr>
-        <w:t xml:space="preserve"> </w:t>
-      </w:r>
-      <w:r>
-        <w:rPr>
-          <w:lang w:val="ru-RU" w:eastAsia="en-US"/>
-        </w:rPr>
-        <w:t>третьем</w:t>
-      </w:r>
-      <w:r>
-        <w:rPr>
-          <w:lang w:eastAsia="en-US"/>
-        </w:rPr>
-        <w:t xml:space="preserve"> </w:t>
-      </w:r>
-      <w:r>
-        <w:rPr>
-          <w:lang w:val="ru-RU" w:eastAsia="en-US"/>
-        </w:rPr>
-        <w:t>шаге</w:t>
-      </w:r>
-      <w:r>
-        <w:rPr>
-          <w:lang w:eastAsia="en-US"/>
-        </w:rPr>
-        <w:t xml:space="preserve"> «</w:t>
-      </w:r>
-      <w:r>
-        <w:rPr>
-          <w:lang w:val="ru-RU" w:eastAsia="en-US"/>
-        </w:rPr>
-        <w:t>Результаты</w:t>
-      </w:r>
-      <w:r>
-        <w:rPr>
-          <w:lang w:eastAsia="en-US"/>
-        </w:rPr>
-        <w:t xml:space="preserve">» Unisphere </w:t>
-      </w:r>
-      <w:r>
-        <w:rPr>
-          <w:lang w:val="ru-RU" w:eastAsia="en-US"/>
-        </w:rPr>
-        <w:t>показывает</w:t>
-      </w:r>
-      <w:r>
-        <w:rPr>
-          <w:lang w:eastAsia="en-US"/>
-        </w:rPr>
-        <w:t xml:space="preserve"> </w:t>
-      </w:r>
-      <w:r>
-        <w:rPr>
-          <w:lang w:val="ru-RU" w:eastAsia="en-US"/>
-        </w:rPr>
-        <w:t>ход</w:t>
-      </w:r>
-      <w:r>
-        <w:rPr>
-          <w:lang w:eastAsia="en-US"/>
-        </w:rPr>
-        <w:t xml:space="preserve"> </w:t>
-      </w:r>
-      <w:r>
-        <w:rPr>
-          <w:lang w:val="ru-RU" w:eastAsia="en-US"/>
-        </w:rPr>
-        <w:t>операции</w:t>
-      </w:r>
-      <w:r>
-        <w:rPr>
-          <w:lang w:eastAsia="en-US"/>
-        </w:rPr>
-        <w:t xml:space="preserve"> «Create or modify the storage resource: LUN Group LUNGroup-FC». </w:t>
-      </w:r>
-      <w:r>
-        <w:rPr>
-          <w:lang w:val="ru-RU" w:eastAsia="en-US"/>
-        </w:rPr>
-        <w:t>Сначала создаётся расписание защиты данных, затем изменяется ресурс LUNGroup-FC (рисунок 1.11). Для операции создаётся фоновая задача, за ней можно следить по ссылке Jobs в строке состояния, и счётчик выполняемых задач в этот момент равен 1.</w:t>
+        <w:t xml:space="preserve">На последнем шаге «Результаты» Unisphere показывает ход операции: сначала создаётся расписание защиты, затем оно назначается группе LUNGroup-FC (рисунок 1.11). Операция выполняется в фоне, за ней можно следить по ссылке Jobs в строке состояния.</w:t>
       </w:r>
     </w:p>
     <w:p>
@@ -3153,7 +3062,7 @@
         <w:rPr>
           <w:lang w:val="ru-RU" w:eastAsia="en-US"/>
         </w:rPr>
-        <w:t>После завершения оба этапа отмечены зелёными значками, выведено сообщение «Настройка успешно завершена», и появляется уведомление Job Completed с текстом «The Create or modify the storage resource: LUN Group LUNGroup-FC task completed successfully» (рисунок 1.12). Защиту можно проверить и другим способом: в разделе «Система хранения данных» → LUNs → LUNGroup-FC на вкладке «Снимки» в поле «Расписание защиты данных» перечисляются внесённые правила.</w:t>
+        <w:t xml:space="preserve">Когда оба этапа завершены, мастер сообщает «Настройка успешно завершена», и появляется уведомление Job Completed (рисунок 1.12). Результат также проверяется на вкладке «Снимки» группы LUNGroup-FC: в поле «Расписание защиты данных» указывается назначенное расписание.</w:t>
       </w:r>
     </w:p>
     <w:p>
@@ -3267,7 +3176,7 @@
         <w:rPr>
           <w:lang w:val="ru-RU" w:eastAsia="en-US"/>
         </w:rPr>
-        <w:t>Анализ вывода powermt показал, что в исходном состоянии PowerPath управлял тремя адаптерами хоста, а все 37 логических устройств хоста принадлежали массивам CLARiiON. Часть путей была неисправна: адаптеры port2\path0 и port3\path0 работали в состоянии degraded, адаптер port4\path0 полностью отказал. Команда powermt check удалила неисправные пути. После проверки остались два исправных адаптера и один массив APM00134202454, число логических устройств CLARiiON уменьшилось до 30, неисправных путей не осталось. PowerPath после проверки настроен правильно: каждое устройство доступно по нескольким исправным путям через два адаптера.</w:t>
+        <w:t xml:space="preserve">Анализ вывода powermt показал, что сначала PowerPath управлял тремя адаптерами сервера, часть путей к дискам не работала, а один адаптер отказал полностью. Команда powermt check удалила неисправные пути. После проверки остались два исправных адаптера и один массив, все пути к нему работают, значит, PowerPath настроен правильно.</w:t>
       </w:r>
     </w:p>
     <w:p>
@@ -3281,7 +3190,7 @@
         <w:rPr>
           <w:lang w:val="ru-RU" w:eastAsia="en-US"/>
         </w:rPr>
-        <w:t>При изучении локальной защиты в Unisphere рассмотрены три системных и одно пользовательское расписание снимков, а также защита LUN и файловых систем. Проверка показала, что группы LUNGroup-FC и RomaLun и файловая система FileSystem01 не защищены снимками. Для группы LUNGroup-FC создано новое расписание: к ежедневному снимку с хранением два дня добавлен снимок по субботам в 01:00 с хранением семь дней, операция завершилась успешно.</w:t>
+        <w:t xml:space="preserve">При изучении защиты в Unisphere рассмотрены расписания снимков и защита LUN и файловых систем. Оказалось, что группы LUNGroup-FC и RomaLun и файловая система FileSystem01 не защищены. Для группы LUNGroup-FC создано своё расписание со снимком каждую субботу в 01:00 и хранением семь дней, операция завершилась успешно.</w:t>
       </w:r>
     </w:p>
     <w:p>
@@ -3295,7 +3204,7 @@
         <w:rPr>
           <w:lang w:val="ru-RU" w:eastAsia="en-US"/>
         </w:rPr>
-        <w:t>Многопутевой ввод-вывод защищает от отказов оборудования на пути между хостом и массивом, снимки защищают от логических ошибок и порчи данных. Вместе они повышают доступность ресурсов сети хранения данных, однако удалённую репликацию и резервное копирование на отдельный носитель не заменяют.</w:t>
+        <w:t xml:space="preserve">Многопутевой ввод-вывод защищает от обрывов связи между сервером и массивом, а снимки защищают от ошибок и порчи данных. Вместе они повышают доступность данных, но не заменяют резервное копирование на отдельный носитель.</w:t>
       </w:r>
     </w:p>
     <w:sectPr>

--- a/Универ/5 курс/ХИУД/ЛР/ХИУД.ЛР4.250541.Власов.docx
+++ b/Универ/5 курс/ХИУД/ЛР/ХИУД.ЛР4.250541.Власов.docx
@@ -1234,7 +1234,14 @@
                 <w:sz w:val="28"/>
                 <w:szCs w:val="28"/>
               </w:rPr>
-              <w:t>13</w:t>
+              <w:t>1</w:t>
+            </w:r>
+            <w:r>
+              <w:rPr>
+                <w:sz w:val="28"/>
+                <w:szCs w:val="28"/>
+              </w:rPr>
+              <w:t>2</w:t>
             </w:r>
           </w:p>
         </w:tc>
@@ -1267,49 +1274,49 @@
         <w:rPr>
           <w:lang w:val="ru-RU" w:eastAsia="en-US"/>
         </w:rPr>
-        <w:t xml:space="preserve">Лабораторная работа посвящена двум способам сохранить доступ к данным при сбоях. Первый работает на сервере: программа multipath отправляет запросы к массиву по нескольким путям и при обрыве одного пути переключается на другой. Второй работает на самом массиве: он регулярно делает снимки (snapshots) томов, и по снимку данные можно вернуть в прежнее состояние.</w:t>
-      </w:r>
-    </w:p>
-    <w:p>
-      <w:pPr>
-        <w:pStyle w:val="a7"/>
-        <w:rPr>
-          <w:lang w:val="ru-RU" w:eastAsia="en-US"/>
-        </w:rPr>
-      </w:pPr>
-      <w:r>
-        <w:rPr>
-          <w:lang w:val="ru-RU" w:eastAsia="en-US"/>
-        </w:rPr>
-        <w:t xml:space="preserve">Цель работы: изучить настройку multipath и рассмотреть использование локальных систем защиты для обеспечения высокой доступности ресурсов в сети хранения данных. Задачи работы: удостовериться в правильности настройки адаптера PowerPath, проверить, правильно ли настроена система защиты, настроить расписание снимков, защитить LUN в массиве и проверить локальную конфигурацию защиты.</w:t>
-      </w:r>
-    </w:p>
-    <w:p>
-      <w:pPr>
-        <w:pStyle w:val="a7"/>
-        <w:rPr>
-          <w:lang w:val="ru-RU" w:eastAsia="en-US"/>
-        </w:rPr>
-      </w:pPr>
-      <w:r>
-        <w:rPr>
-          <w:lang w:val="ru-RU" w:eastAsia="en-US"/>
-        </w:rPr>
-        <w:t xml:space="preserve">Программа EMC PowerPath устанавливается на сервер и объединяет все пути к одному диску массива. Она распределяет нагрузку между путями и отключает неисправные. Состояние PowerPath проверяется командой powermt, её вывод приведён в задании. Затем в симуляторе Unisphere VNXe Demo изучается существующая защита снимками и настраивается расписание снимков для группы LUNGroup-FC.</w:t>
-      </w:r>
-    </w:p>
-    <w:p>
-      <w:pPr>
-        <w:pStyle w:val="a7"/>
-        <w:rPr>
-          <w:lang w:val="ru-RU" w:eastAsia="en-US"/>
-        </w:rPr>
-      </w:pPr>
-      <w:r>
-        <w:rPr>
-          <w:lang w:val="ru-RU" w:eastAsia="en-US"/>
-        </w:rPr>
-        <w:t xml:space="preserve">Снимок хранит состояние тома на определённый момент и занимает мало места, так как сохраняет только изменения. Снимки помогают при случайном удалении или порче данных, но не спасают при отказе самого массива: они хранятся на нём же.</w:t>
+        <w:t>Лабораторная работа посвящена двум способам сохранить доступ к данным при сбоях. Первый работает на сервере: программа multipath отправляет запросы к массиву по нескольким путям и при обрыве одного пути переключается на другой. Второй работает на самом массиве: он регулярно делает снимки (snapshots) томов, и по снимку данные можно вернуть в прежнее состояние.</w:t>
+      </w:r>
+    </w:p>
+    <w:p>
+      <w:pPr>
+        <w:pStyle w:val="a7"/>
+        <w:rPr>
+          <w:lang w:val="ru-RU" w:eastAsia="en-US"/>
+        </w:rPr>
+      </w:pPr>
+      <w:r>
+        <w:rPr>
+          <w:lang w:val="ru-RU" w:eastAsia="en-US"/>
+        </w:rPr>
+        <w:t>Цель работы: изучить настройку multipath и рассмотреть использование локальных систем защиты для обеспечения высокой доступности ресурсов в сети хранения данных. Задачи работы: удостовериться в правильности настройки адаптера PowerPath, проверить, правильно ли настроена система защиты, настроить расписание снимков, защитить LUN в массиве и проверить локальную конфигурацию защиты.</w:t>
+      </w:r>
+    </w:p>
+    <w:p>
+      <w:pPr>
+        <w:pStyle w:val="a7"/>
+        <w:rPr>
+          <w:lang w:val="ru-RU" w:eastAsia="en-US"/>
+        </w:rPr>
+      </w:pPr>
+      <w:r>
+        <w:rPr>
+          <w:lang w:val="ru-RU" w:eastAsia="en-US"/>
+        </w:rPr>
+        <w:t>Программа EMC PowerPath устанавливается на сервер и объединяет все пути к одному диску массива. Она распределяет нагрузку между путями и отключает неисправные. Состояние PowerPath проверяется командой powermt, её вывод приведён в задании. Затем в симуляторе Unisphere VNXe Demo изучается существующая защита снимками и настраивается расписание снимков для группы LUNGroup-FC.</w:t>
+      </w:r>
+    </w:p>
+    <w:p>
+      <w:pPr>
+        <w:pStyle w:val="a7"/>
+        <w:rPr>
+          <w:lang w:val="ru-RU" w:eastAsia="en-US"/>
+        </w:rPr>
+      </w:pPr>
+      <w:r>
+        <w:rPr>
+          <w:lang w:val="ru-RU" w:eastAsia="en-US"/>
+        </w:rPr>
+        <w:t>Снимок хранит состояние тома на определённый момент и занимает мало места, так как сохраняет только изменения. Снимки помогают при случайном удалении или порче данных, но не спасают при отказе самого массива: они хранятся на нём же.</w:t>
       </w:r>
     </w:p>
     <w:p>
@@ -1348,7 +1355,7 @@
         <w:rPr>
           <w:lang w:val="ru-RU" w:eastAsia="en-US"/>
         </w:rPr>
-        <w:t xml:space="preserve">Для проверки PowerPath используются команды, которые вводятся в командной строке сервера. Основная команда powermt display показывает сводку по адаптерам сервера и дискам массива (рисунок 1.1).</w:t>
+        <w:t>Для проверки PowerPath используются команды, которые вводятся в командной строке сервера. Основная команда powermt display показывает сводку по адаптерам сервера и дискам массива (рисунок 1.1).</w:t>
       </w:r>
     </w:p>
     <w:p>
@@ -1367,8 +1374,8 @@
           <w:noProof/>
         </w:rPr>
         <w:drawing>
-          <wp:inline distT="0" distB="0" distL="0" distR="0" wp14:anchorId="7DB760F9" wp14:editId="7F103AEC">
-            <wp:extent cx="4680000" cy="1446927"/>
+          <wp:inline distT="0" distB="0" distL="0" distR="0" wp14:anchorId="7DB760F9" wp14:editId="26F4BEFF">
+            <wp:extent cx="5880353" cy="1818043"/>
             <wp:effectExtent l="0" t="0" r="0" b="0"/>
             <wp:docPr id="1001" name="Рисунок 1001"/>
             <wp:cNvGraphicFramePr>
@@ -1390,7 +1397,7 @@
                   <pic:spPr>
                     <a:xfrm>
                       <a:off x="0" y="0"/>
-                      <a:ext cx="4680000" cy="1446927"/>
+                      <a:ext cx="5916802" cy="1829312"/>
                     </a:xfrm>
                     <a:prstGeom prst="rect">
                       <a:avLst/>
@@ -1431,35 +1438,35 @@
         <w:rPr>
           <w:lang w:val="ru-RU" w:eastAsia="en-US"/>
         </w:rPr>
-        <w:t xml:space="preserve">В начале вывода указано, сколько дисков (логических устройств) каждого типа массивов видит сервер. Ниже для каждого адаптера показаны его состояние, общее число путей и число неисправных путей (Dead).</w:t>
-      </w:r>
-    </w:p>
-    <w:p>
-      <w:pPr>
-        <w:pStyle w:val="a7"/>
-        <w:rPr>
-          <w:lang w:val="ru-RU" w:eastAsia="en-US"/>
-        </w:rPr>
-      </w:pPr>
-      <w:r>
-        <w:rPr>
-          <w:lang w:val="ru-RU" w:eastAsia="en-US"/>
-        </w:rPr>
-        <w:t xml:space="preserve">По выводу видно, что PowerPath управляет тремя инициаторами, то есть тремя адаптерами сервера: port2\path0, port3\path0 и port4\path0. Все диски, доступные серверу, находятся на массивах CLARiiON. Состояние плохое: у первых двух адаптеров неисправна примерно половина путей (состояние degraded), а у третьего не работает ни один путь (состояние failed).</w:t>
-      </w:r>
-    </w:p>
-    <w:p>
-      <w:pPr>
-        <w:pStyle w:val="a7"/>
-        <w:rPr>
-          <w:lang w:val="ru-RU" w:eastAsia="en-US"/>
-        </w:rPr>
-      </w:pPr>
-      <w:r>
-        <w:rPr>
-          <w:lang w:val="ru-RU" w:eastAsia="en-US"/>
-        </w:rPr>
-        <w:t xml:space="preserve">Подробности показывает команда powermt display paths (рисунок 1.2). Она выводит пути отдельно для каждого массива и каждого его порта.</w:t>
+        <w:t>В начале вывода указано, сколько дисков (логических устройств) каждого типа массивов видит сервер. Ниже для каждого адаптера показаны его состояние, общее число путей и число неисправных путей (Dead).</w:t>
+      </w:r>
+    </w:p>
+    <w:p>
+      <w:pPr>
+        <w:pStyle w:val="a7"/>
+        <w:rPr>
+          <w:lang w:val="ru-RU" w:eastAsia="en-US"/>
+        </w:rPr>
+      </w:pPr>
+      <w:r>
+        <w:rPr>
+          <w:lang w:val="ru-RU" w:eastAsia="en-US"/>
+        </w:rPr>
+        <w:t>По выводу видно, что PowerPath управляет тремя инициаторами, то есть тремя адаптерами сервера: port2\path0, port3\path0 и port4\path0. Все диски, доступные серверу, находятся на массивах CLARiiON. Состояние плохое: у первых двух адаптеров неисправна примерно половина путей (состояние degraded), а у третьего не работает ни один путь (состояние failed).</w:t>
+      </w:r>
+    </w:p>
+    <w:p>
+      <w:pPr>
+        <w:pStyle w:val="a7"/>
+        <w:rPr>
+          <w:lang w:val="ru-RU" w:eastAsia="en-US"/>
+        </w:rPr>
+      </w:pPr>
+      <w:r>
+        <w:rPr>
+          <w:lang w:val="ru-RU" w:eastAsia="en-US"/>
+        </w:rPr>
+        <w:t>Подробности показывает команда powermt display paths (рисунок 1.2). Она выводит пути отдельно для каждого массива и каждого его порта.</w:t>
       </w:r>
     </w:p>
     <w:p>
@@ -1479,8 +1486,8 @@
         </w:rPr>
         <w:lastRenderedPageBreak/>
         <w:drawing>
-          <wp:inline distT="0" distB="0" distL="0" distR="0" wp14:anchorId="2CB1635A" wp14:editId="2C3D31AA">
-            <wp:extent cx="3420000" cy="4239716"/>
+          <wp:inline distT="0" distB="0" distL="0" distR="0" wp14:anchorId="2CB1635A" wp14:editId="036C51E8">
+            <wp:extent cx="5276066" cy="6540650"/>
             <wp:effectExtent l="0" t="0" r="0" b="0"/>
             <wp:docPr id="1002" name="Рисунок 1002"/>
             <wp:cNvGraphicFramePr>
@@ -1502,7 +1509,7 @@
                   <pic:spPr>
                     <a:xfrm>
                       <a:off x="0" y="0"/>
-                      <a:ext cx="3420000" cy="4239716"/>
+                      <a:ext cx="5368669" cy="6655448"/>
                     </a:xfrm>
                     <a:prstGeom prst="rect">
                       <a:avLst/>
@@ -1543,21 +1550,21 @@
         <w:rPr>
           <w:lang w:val="ru-RU" w:eastAsia="en-US"/>
         </w:rPr>
-        <w:t xml:space="preserve">Сервер видит три массива CLARiiON. Пути к первому из них, APM00134202454, исправны. Все пути к двум другим массивам не работают, и PowerPath отмечает их как мёртвые (Dead I/O paths).</w:t>
-      </w:r>
-    </w:p>
-    <w:p>
-      <w:pPr>
-        <w:pStyle w:val="a7"/>
-        <w:rPr>
-          <w:lang w:val="ru-RU" w:eastAsia="en-US"/>
-        </w:rPr>
-      </w:pPr>
-      <w:r>
-        <w:rPr>
-          <w:lang w:val="ru-RU" w:eastAsia="en-US"/>
-        </w:rPr>
-        <w:t xml:space="preserve">Чтобы найти и убрать неисправные пути, администратор запускает команду powermt check (рисунок 1.3). Команда находит неработающий путь и спрашивает, удалить ли его. Ответ a (all) удаляет все неисправные пути сразу. После этого снова выполняется powermt display.</w:t>
+        <w:t>Сервер видит три массива CLARiiON. Пути к первому из них, APM00134202454, исправны. Все пути к двум другим массивам не работают, и PowerPath отмечает их как мёртвые (Dead I/O paths).</w:t>
+      </w:r>
+    </w:p>
+    <w:p>
+      <w:pPr>
+        <w:pStyle w:val="a7"/>
+        <w:rPr>
+          <w:lang w:val="ru-RU" w:eastAsia="en-US"/>
+        </w:rPr>
+      </w:pPr>
+      <w:r>
+        <w:rPr>
+          <w:lang w:val="ru-RU" w:eastAsia="en-US"/>
+        </w:rPr>
+        <w:t>Чтобы найти и убрать неисправные пути, администратор запускает команду powermt check (рисунок 1.3). Команда находит неработающий путь и спрашивает, удалить ли его. Ответ a (all) удаляет все неисправные пути сразу. После этого снова выполняется powermt display.</w:t>
       </w:r>
     </w:p>
     <w:p>
@@ -1577,9 +1584,9 @@
         </w:rPr>
         <w:lastRenderedPageBreak/>
         <w:drawing>
-          <wp:inline distT="0" distB="0" distL="0" distR="0" wp14:anchorId="42A7028D" wp14:editId="1C19B31E">
-            <wp:extent cx="4680000" cy="1739253"/>
-            <wp:effectExtent l="0" t="0" r="0" b="0"/>
+          <wp:inline distT="0" distB="0" distL="0" distR="0" wp14:anchorId="42A7028D" wp14:editId="1BD06A0B">
+            <wp:extent cx="5876200" cy="2183803"/>
+            <wp:effectExtent l="0" t="0" r="4445" b="635"/>
             <wp:docPr id="1003" name="Рисунок 1003"/>
             <wp:cNvGraphicFramePr>
               <a:graphicFrameLocks xmlns:a="http://schemas.openxmlformats.org/drawingml/2006/main" noChangeAspect="1"/>
@@ -1600,7 +1607,7 @@
                   <pic:spPr>
                     <a:xfrm>
                       <a:off x="0" y="0"/>
-                      <a:ext cx="4680000" cy="1739253"/>
+                      <a:ext cx="5996683" cy="2228579"/>
                     </a:xfrm>
                     <a:prstGeom prst="rect">
                       <a:avLst/>
@@ -1641,21 +1648,21 @@
         <w:rPr>
           <w:lang w:val="ru-RU" w:eastAsia="en-US"/>
         </w:rPr>
-        <w:t xml:space="preserve">После проверки PowerPath управляет двумя инициаторами: port2\path0 и port3\path0. Адаптер port4\path0 исчез из списка, так как все его пути были неисправны, поэтому после устранения неполадок доступны уже не все прежние инициаторы. Диски по-прежнему находятся только на массивах CLARiiON, но их стало меньше: 30 вместо 37. Оба оставшихся адаптера работают без ошибок (состояние OK).</w:t>
-      </w:r>
-    </w:p>
-    <w:p>
-      <w:pPr>
-        <w:pStyle w:val="a7"/>
-        <w:rPr>
-          <w:lang w:val="ru-RU" w:eastAsia="en-US"/>
-        </w:rPr>
-      </w:pPr>
-      <w:r>
-        <w:rPr>
-          <w:lang w:val="ru-RU" w:eastAsia="en-US"/>
-        </w:rPr>
-        <w:t xml:space="preserve">Изменения в доступных массивах видны в выводе powermt display paths после проверки (рисунок 1.4). Два массива, к которым не было ни одного рабочего пути, пропали из списка. Остался один массив, APM00134202454, и все пути к нему исправны.</w:t>
+        <w:t>После проверки PowerPath управляет двумя инициаторами: port2\path0 и port3\path0. Адаптер port4\path0 исчез из списка, так как все его пути были неисправны, поэтому после устранения неполадок доступны уже не все прежние инициаторы. Диски по-прежнему находятся только на массивах CLARiiON, но их стало меньше: 30 вместо 37. Оба оставшихся адаптера работают без ошибок (состояние OK).</w:t>
+      </w:r>
+    </w:p>
+    <w:p>
+      <w:pPr>
+        <w:pStyle w:val="a7"/>
+        <w:rPr>
+          <w:lang w:val="ru-RU" w:eastAsia="en-US"/>
+        </w:rPr>
+      </w:pPr>
+      <w:r>
+        <w:rPr>
+          <w:lang w:val="ru-RU" w:eastAsia="en-US"/>
+        </w:rPr>
+        <w:t>Изменения в доступных массивах видны в выводе powermt display paths после проверки (рисунок 1.4). Два массива, к которым не было ни одного рабочего пути, пропали из списка. Остался один массив, APM00134202454, и все пути к нему исправны.</w:t>
       </w:r>
     </w:p>
     <w:p>
@@ -1738,7 +1745,7 @@
         <w:rPr>
           <w:lang w:val="ru-RU" w:eastAsia="en-US"/>
         </w:rPr>
-        <w:t xml:space="preserve">После проверки PowerPath настроен правильно: к каждому оставшемуся диску ведут несколько исправных путей через два адаптера. Если пропавшие массивы были недоступны временно, после восстановления связи их пути можно снова найти командой powermt config.</w:t>
+        <w:t>После проверки PowerPath настроен правильно: к каждому оставшемуся диску ведут несколько исправных путей через два адаптера. Если пропавшие массивы были недоступны временно, после восстановления связи их пути можно снова найти командой powermt config.</w:t>
       </w:r>
     </w:p>
     <w:p>
@@ -1760,7 +1767,78 @@
         <w:rPr>
           <w:lang w:val="ru-RU" w:eastAsia="en-US"/>
         </w:rPr>
-        <w:t xml:space="preserve">Анализ защиты выполняется в Unisphere VNXe Demo. На панели Dashboard выбирается Settings → More configuration… → Snapshot Schedules, в русской локализации «Настройки» → «Дополнительные настройки…» → «Управление расписаниями» (рисунок 1.5).</w:t>
+        <w:t>Анализ защиты выполняется в Unisphere VNXe Demo. На</w:t>
+      </w:r>
+      <w:r>
+        <w:rPr>
+          <w:lang w:eastAsia="en-US"/>
+        </w:rPr>
+        <w:t xml:space="preserve"> </w:t>
+      </w:r>
+      <w:r>
+        <w:rPr>
+          <w:lang w:val="ru-RU" w:eastAsia="en-US"/>
+        </w:rPr>
+        <w:t>панели</w:t>
+      </w:r>
+      <w:r>
+        <w:rPr>
+          <w:lang w:eastAsia="en-US"/>
+        </w:rPr>
+        <w:t xml:space="preserve"> Dashboard </w:t>
+      </w:r>
+      <w:r>
+        <w:rPr>
+          <w:lang w:val="ru-RU" w:eastAsia="en-US"/>
+        </w:rPr>
+        <w:t>выбирается</w:t>
+      </w:r>
+      <w:r>
+        <w:rPr>
+          <w:lang w:eastAsia="en-US"/>
+        </w:rPr>
+        <w:t xml:space="preserve"> Settings → More configuration… </w:t>
+      </w:r>
+      <w:r>
+        <w:rPr>
+          <w:lang w:val="ru-RU" w:eastAsia="en-US"/>
+        </w:rPr>
+        <w:t xml:space="preserve">→ </w:t>
+      </w:r>
+      <w:proofErr w:type="spellStart"/>
+      <w:r>
+        <w:rPr>
+          <w:lang w:val="ru-RU" w:eastAsia="en-US"/>
+        </w:rPr>
+        <w:t>Snapshot</w:t>
+      </w:r>
+      <w:proofErr w:type="spellEnd"/>
+      <w:r>
+        <w:rPr>
+          <w:lang w:val="ru-RU" w:eastAsia="en-US"/>
+        </w:rPr>
+        <w:t xml:space="preserve"> </w:t>
+      </w:r>
+      <w:proofErr w:type="spellStart"/>
+      <w:r>
+        <w:rPr>
+          <w:lang w:val="ru-RU" w:eastAsia="en-US"/>
+        </w:rPr>
+        <w:t>Schedules</w:t>
+      </w:r>
+      <w:proofErr w:type="spellEnd"/>
+      <w:r>
+        <w:rPr>
+          <w:lang w:val="ru-RU" w:eastAsia="en-US"/>
+        </w:rPr>
+        <w:t xml:space="preserve">, </w:t>
+      </w:r>
+      <w:r>
+        <w:rPr>
+          <w:lang w:val="ru-RU" w:eastAsia="en-US"/>
+        </w:rPr>
+        <w:lastRenderedPageBreak/>
+        <w:t>в русской локализации «Настройки» → «Дополнительные настройки…» → «Управление расписаниями» (рисунок 1.5).</w:t>
       </w:r>
     </w:p>
     <w:p>
@@ -1779,8 +1857,8 @@
           <w:noProof/>
         </w:rPr>
         <w:drawing>
-          <wp:inline distT="0" distB="0" distL="0" distR="0" wp14:anchorId="1E921FA5" wp14:editId="7522AB96">
-            <wp:extent cx="4679577" cy="1257935"/>
+          <wp:inline distT="0" distB="0" distL="0" distR="0" wp14:anchorId="1E921FA5" wp14:editId="78438AA0">
+            <wp:extent cx="4679575" cy="1257935"/>
             <wp:effectExtent l="0" t="0" r="0" b="0"/>
             <wp:docPr id="1005" name="Рисунок 1005"/>
             <wp:cNvGraphicFramePr>
@@ -1803,7 +1881,7 @@
                   <pic:spPr bwMode="auto">
                     <a:xfrm>
                       <a:off x="0" y="0"/>
-                      <a:ext cx="4692292" cy="1261353"/>
+                      <a:ext cx="4699722" cy="1263351"/>
                     </a:xfrm>
                     <a:prstGeom prst="rect">
                       <a:avLst/>
@@ -1852,7 +1930,7 @@
         <w:rPr>
           <w:lang w:val="ru-RU" w:eastAsia="en-US"/>
         </w:rPr>
-        <w:t xml:space="preserve">В списке четыре расписания: три системных (Default Protection, Less Protection и More Protection) и одно созданное пользователем (Schedule00). Сейчас используется только Schedule00. Если выбрать расписание, ниже появляется его описание: как часто делаются снимки и сколько они хранятся. Параметры расписаний приведены в таблице 1.1.</w:t>
+        <w:t>В списке четыре расписания: три системных (Default Protection, Less Protection и More Protection) и одно созданное пользователем (Schedule00). Сейчас используется только Schedule00. Если выбрать расписание, ниже появляется его описание: как часто делаются снимки и сколько они хранятся. Параметры расписаний приведены в таблице 1.1.</w:t>
       </w:r>
     </w:p>
     <w:p>
@@ -2361,28 +2439,21 @@
         <w:rPr>
           <w:lang w:val="ru-RU" w:eastAsia="en-US"/>
         </w:rPr>
-        <w:t xml:space="preserve">Системные расписания делают снимок раз в день и отличаются только сроком хранения: от одного до семи дней. Чем дольше хранятся снимки, тем на более ранний момент можно вернуть данные, но тем больше места они занимают. Расписание Schedule00 делает снимок раз в месяц, а старые снимки удаляет, когда в пуле становится мало места.</w:t>
-      </w:r>
-    </w:p>
-    <w:p>
-      <w:pPr>
-        <w:pStyle w:val="a7"/>
-        <w:rPr>
-          <w:lang w:val="ru-RU" w:eastAsia="en-US"/>
-        </w:rPr>
-      </w:pPr>
-      <w:r>
-        <w:rPr>
-          <w:lang w:val="ru-RU" w:eastAsia="en-US"/>
-        </w:rPr>
-        <w:t xml:space="preserve">Далее проверяется защита LUN и групп LUN. Для этого открывается раздел «Система хранения данных» → LUNs (рисунок 1.6). Столбец </w:t>
-      </w:r>
-      <w:r>
-        <w:rPr>
-          <w:lang w:val="ru-RU" w:eastAsia="en-US"/>
-        </w:rPr>
-        <w:lastRenderedPageBreak/>
-        <w:t>«Расписание защиты данных» показывает, какое расписание назначено каждому ресурсу.</w:t>
+        <w:t>Системные расписания делают снимок раз в день и отличаются только сроком хранения: от одного до семи дней. Чем дольше хранятся снимки, тем на более ранний момент можно вернуть данные, но тем больше места они занимают. Расписание Schedule00 делает снимок раз в месяц, а старые снимки удаляет, когда в пуле становится мало места.</w:t>
+      </w:r>
+    </w:p>
+    <w:p>
+      <w:pPr>
+        <w:pStyle w:val="a7"/>
+        <w:rPr>
+          <w:lang w:val="ru-RU" w:eastAsia="en-US"/>
+        </w:rPr>
+      </w:pPr>
+      <w:r>
+        <w:rPr>
+          <w:lang w:val="ru-RU" w:eastAsia="en-US"/>
+        </w:rPr>
+        <w:t>Далее проверяется защита LUN и групп LUN. Для этого открывается раздел «Система хранения данных» → LUNs (рисунок 1.6). Столбец «Расписание защиты данных» показывает, какое расписание назначено каждому ресурсу.</w:t>
       </w:r>
     </w:p>
     <w:p>
@@ -2401,9 +2472,9 @@
           <w:noProof/>
         </w:rPr>
         <w:drawing>
-          <wp:inline distT="0" distB="0" distL="0" distR="0" wp14:anchorId="089D8941" wp14:editId="45FD4D42">
-            <wp:extent cx="4701091" cy="1290320"/>
-            <wp:effectExtent l="0" t="0" r="0" b="5080"/>
+          <wp:inline distT="0" distB="0" distL="0" distR="0" wp14:anchorId="089D8941" wp14:editId="1EB7E09B">
+            <wp:extent cx="5879085" cy="1613647"/>
+            <wp:effectExtent l="0" t="0" r="1270" b="0"/>
             <wp:docPr id="1006" name="Рисунок 1006"/>
             <wp:cNvGraphicFramePr>
               <a:graphicFrameLocks xmlns:a="http://schemas.openxmlformats.org/drawingml/2006/main" noChangeAspect="1"/>
@@ -2425,7 +2496,7 @@
                   <pic:spPr bwMode="auto">
                     <a:xfrm>
                       <a:off x="0" y="0"/>
-                      <a:ext cx="4718404" cy="1295072"/>
+                      <a:ext cx="5996617" cy="1645906"/>
                     </a:xfrm>
                     <a:prstGeom prst="rect">
                       <a:avLst/>
@@ -2474,21 +2545,22 @@
         <w:rPr>
           <w:lang w:val="ru-RU" w:eastAsia="en-US"/>
         </w:rPr>
-        <w:t xml:space="preserve">Расписание Schedule00 защищает группу LUNGroup-iSCSI и том LUN00, а группа RomanLunGroup из второй лабораторной работы защищена расписанием Default Protection. Группа RomaLun из третьей работы и группа LUNGroup-FC защиты не имеют.</w:t>
-      </w:r>
-    </w:p>
-    <w:p>
-      <w:pPr>
-        <w:pStyle w:val="a7"/>
-        <w:rPr>
-          <w:lang w:val="ru-RU" w:eastAsia="en-US"/>
-        </w:rPr>
-      </w:pPr>
-      <w:r>
-        <w:rPr>
-          <w:lang w:val="ru-RU" w:eastAsia="en-US"/>
-        </w:rPr>
-        <w:t xml:space="preserve">Та же проверка выполняется для файловых систем (раздел «Система хранения данных» → File Systems, рисунок 1.7). Файловая система FileSystem00 защищена расписанием Schedule00, а FileSystem01 не защищена.</w:t>
+        <w:lastRenderedPageBreak/>
+        <w:t>Расписание Schedule00 защищает группу LUNGroup-iSCSI и том LUN00, а группа RomanLunGroup из второй лабораторной работы защищена расписанием Default Protection. Группа RomaLun из третьей работы и группа LUNGroup-FC защиты не имеют.</w:t>
+      </w:r>
+    </w:p>
+    <w:p>
+      <w:pPr>
+        <w:pStyle w:val="a7"/>
+        <w:rPr>
+          <w:lang w:val="ru-RU" w:eastAsia="en-US"/>
+        </w:rPr>
+      </w:pPr>
+      <w:r>
+        <w:rPr>
+          <w:lang w:val="ru-RU" w:eastAsia="en-US"/>
+        </w:rPr>
+        <w:t>Та же проверка выполняется для файловых систем (раздел «Система хранения данных» → File Systems, рисунок 1.7). Файловая система FileSystem00 защищена расписанием Schedule00, а FileSystem01 не защищена.</w:t>
       </w:r>
     </w:p>
     <w:p>
@@ -2507,9 +2579,9 @@
           <w:noProof/>
         </w:rPr>
         <w:drawing>
-          <wp:inline distT="0" distB="0" distL="0" distR="0" wp14:anchorId="0F5467B9" wp14:editId="67673D73">
-            <wp:extent cx="4711407" cy="774401"/>
-            <wp:effectExtent l="0" t="0" r="635" b="635"/>
+          <wp:inline distT="0" distB="0" distL="0" distR="0" wp14:anchorId="0F5467B9" wp14:editId="5AE0D73F">
+            <wp:extent cx="5824950" cy="957431"/>
+            <wp:effectExtent l="0" t="0" r="0" b="0"/>
             <wp:docPr id="1007" name="Рисунок 1007"/>
             <wp:cNvGraphicFramePr>
               <a:graphicFrameLocks xmlns:a="http://schemas.openxmlformats.org/drawingml/2006/main" noChangeAspect="1"/>
@@ -2531,7 +2603,7 @@
                   <pic:spPr bwMode="auto">
                     <a:xfrm>
                       <a:off x="0" y="0"/>
-                      <a:ext cx="4712368" cy="774559"/>
+                      <a:ext cx="5858063" cy="962874"/>
                     </a:xfrm>
                     <a:prstGeom prst="rect">
                       <a:avLst/>
@@ -2580,7 +2652,7 @@
         <w:rPr>
           <w:lang w:val="ru-RU" w:eastAsia="en-US"/>
         </w:rPr>
-        <w:t xml:space="preserve">Проверка показала, что группа LUNGroup-FC не защищена снимками. По заданию защита настраивается именно для неё.</w:t>
+        <w:t>Проверка показала, что группа LUNGroup-FC не защищена снимками. По заданию защита настраивается именно для неё.</w:t>
       </w:r>
     </w:p>
     <w:p>
@@ -2602,7 +2674,7 @@
         <w:rPr>
           <w:lang w:val="ru-RU" w:eastAsia="en-US"/>
         </w:rPr>
-        <w:t xml:space="preserve">В разделе «Система хранения данных» → LUNs выбирается группа LUNGroup-FC, и кнопкой «Сведения» (Details) открывается её описание. На вкладке «Снимки» (Snapshots) видно, что расписание защиты не настроено и снимков пока нет (рисунок 1.8).</w:t>
+        <w:t>В разделе «Система хранения данных» → LUNs выбирается группа LUNGroup-FC, и кнопкой «Сведения» (Details) открывается её описание. На вкладке «Снимки» (Snapshots) видно, что расписание защиты не настроено и снимков пока нет (рисунок 1.8).</w:t>
       </w:r>
     </w:p>
     <w:p>
@@ -2620,10 +2692,9 @@
         <w:rPr>
           <w:noProof/>
         </w:rPr>
-        <w:lastRenderedPageBreak/>
         <w:drawing>
-          <wp:inline distT="0" distB="0" distL="0" distR="0" wp14:anchorId="298A7921" wp14:editId="4055B43D">
-            <wp:extent cx="5400000" cy="3700449"/>
+          <wp:inline distT="0" distB="0" distL="0" distR="0" wp14:anchorId="298A7921" wp14:editId="40620BDB">
+            <wp:extent cx="5399557" cy="3700145"/>
             <wp:effectExtent l="0" t="0" r="0" b="0"/>
             <wp:docPr id="1008" name="Рисунок 1008"/>
             <wp:cNvGraphicFramePr>
@@ -2645,7 +2716,7 @@
                   <pic:spPr>
                     <a:xfrm>
                       <a:off x="0" y="0"/>
-                      <a:ext cx="5400000" cy="3700449"/>
+                      <a:ext cx="5407247" cy="3705415"/>
                     </a:xfrm>
                     <a:prstGeom prst="rect">
                       <a:avLst/>
@@ -2686,22 +2757,31 @@
         <w:rPr>
           <w:lang w:val="ru-RU" w:eastAsia="en-US"/>
         </w:rPr>
-        <w:t xml:space="preserve">Кнопка «Изменить защиту» (Modify Protection) запускает мастер «Изменить расписание защиты». Защиты у группы нет, поэтому на первом шаге выбирается вариант «Защитить данные с помощью расписания создания снимков». По умолчанию предлагается расписание Default Protection с одним снимком в день.</w:t>
-      </w:r>
-    </w:p>
-    <w:p>
-      <w:pPr>
-        <w:pStyle w:val="a7"/>
-        <w:rPr>
-          <w:lang w:val="ru-RU" w:eastAsia="en-US"/>
-        </w:rPr>
-      </w:pPr>
-      <w:r>
-        <w:rPr>
-          <w:lang w:val="ru-RU" w:eastAsia="en-US"/>
-        </w:rPr>
-        <w:t xml:space="preserve">Чтобы настроить своё расписание, нажимается кнопка «Настроить расписание» (Customize Schedule). Система предупреждает, что выбрано готовое системное расписание, и предлагает создать на его основе новое (Create), изменить само системное (Modify) или отменить действие (рисунок 1.9). Системное расписание могут использовать другие ресурсы, поэтому выбирается создание нового расписания.</w:t>
-      </w:r>
+        <w:lastRenderedPageBreak/>
+        <w:t>Кнопка «Изменить защиту» (Modify Protection) запускает мастер «Изменить расписание защиты». Защиты у группы нет, поэтому на первом шаге выбирается вариант «Защитить данные с помощью расписания создания снимков». По умолчанию предлагается расписание Default Protection с одним снимком в день.</w:t>
+      </w:r>
+    </w:p>
+    <w:p>
+      <w:pPr>
+        <w:pStyle w:val="a7"/>
+        <w:rPr>
+          <w:lang w:val="ru-RU" w:eastAsia="en-US"/>
+        </w:rPr>
+      </w:pPr>
+      <w:r>
+        <w:rPr>
+          <w:lang w:val="ru-RU" w:eastAsia="en-US"/>
+        </w:rPr>
+        <w:t>Чтобы настроить своё расписание, нажимается кнопка «Настроить расписание» (Customize Schedule). Система предупреждает, что выбрано готовое системное расписание, и предлагает создать на его основе новое (Create), изменить само системное (Modify) или отменить действие (рисунок 1.9). Системное расписание могут использовать другие ресурсы, поэтому выбирается создание нового расписания.</w:t>
+      </w:r>
+    </w:p>
+    <w:p>
+      <w:pPr>
+        <w:pStyle w:val="a7"/>
+        <w:rPr>
+          <w:lang w:val="ru-RU" w:eastAsia="en-US"/>
+        </w:rPr>
+      </w:pPr>
     </w:p>
     <w:p>
       <w:pPr>
@@ -2718,10 +2798,9 @@
         <w:rPr>
           <w:noProof/>
         </w:rPr>
-        <w:lastRenderedPageBreak/>
         <w:drawing>
-          <wp:inline distT="0" distB="0" distL="0" distR="0" wp14:anchorId="32F06C6A" wp14:editId="4C7BF9B2">
-            <wp:extent cx="5400000" cy="3700449"/>
+          <wp:inline distT="0" distB="0" distL="0" distR="0" wp14:anchorId="32F06C6A" wp14:editId="5E3BD979">
+            <wp:extent cx="5690795" cy="3899722"/>
             <wp:effectExtent l="0" t="0" r="0" b="0"/>
             <wp:docPr id="1009" name="Рисунок 1009"/>
             <wp:cNvGraphicFramePr>
@@ -2743,7 +2822,7 @@
                   <pic:spPr>
                     <a:xfrm>
                       <a:off x="0" y="0"/>
-                      <a:ext cx="5400000" cy="3700449"/>
+                      <a:ext cx="5726326" cy="3924071"/>
                     </a:xfrm>
                     <a:prstGeom prst="rect">
                       <a:avLst/>
@@ -2785,7 +2864,7 @@
         <w:rPr>
           <w:lang w:val="ru-RU" w:eastAsia="en-US"/>
         </w:rPr>
-        <w:t xml:space="preserve">Новое расписание получает правило из Default Protection. Это правило изменяется кнопкой «Изменить»: в окне «Изменить правило расписания» задаются параметры из задания (рисунок 1.10):</w:t>
+        <w:t>Новое расписание получает правило из Default Protection. Это правило изменяется кнопкой «Изменить»: в окне «Изменить правило расписания» задаются параметры из задания (рисунок 1.10):</w:t>
       </w:r>
     </w:p>
     <w:p>
@@ -2900,9 +2979,9 @@
         </w:rPr>
         <w:lastRenderedPageBreak/>
         <w:drawing>
-          <wp:inline distT="0" distB="0" distL="0" distR="0" wp14:anchorId="4B26FDAD" wp14:editId="31DEB1C9">
-            <wp:extent cx="5400000" cy="3700449"/>
-            <wp:effectExtent l="0" t="0" r="0" b="0"/>
+          <wp:inline distT="0" distB="0" distL="0" distR="0" wp14:anchorId="4B26FDAD" wp14:editId="3318F20A">
+            <wp:extent cx="5981109" cy="4098664"/>
+            <wp:effectExtent l="0" t="0" r="635" b="3810"/>
             <wp:docPr id="1010" name="Рисунок 1010"/>
             <wp:cNvGraphicFramePr>
               <a:graphicFrameLocks xmlns:a="http://schemas.openxmlformats.org/drawingml/2006/main" noChangeAspect="1"/>
@@ -2923,7 +3002,7 @@
                   <pic:spPr>
                     <a:xfrm>
                       <a:off x="0" y="0"/>
-                      <a:ext cx="5400000" cy="3700449"/>
+                      <a:ext cx="6000475" cy="4111935"/>
                     </a:xfrm>
                     <a:prstGeom prst="rect">
                       <a:avLst/>
@@ -2950,35 +3029,35 @@
         <w:rPr>
           <w:lang w:val="ru-RU" w:eastAsia="en-US"/>
         </w:rPr>
-        <w:t xml:space="preserve">Рисунок 1.10 – Изменение правила расписания</w:t>
-      </w:r>
-    </w:p>
-    <w:p>
-      <w:pPr>
-        <w:pStyle w:val="a7"/>
-        <w:rPr>
-          <w:lang w:val="ru-RU" w:eastAsia="en-US"/>
-        </w:rPr>
-      </w:pPr>
-      <w:r>
-        <w:rPr>
-          <w:lang w:val="ru-RU" w:eastAsia="en-US"/>
-        </w:rPr>
-        <w:t xml:space="preserve">Тип доступа имеет значение только для файловых систем: их снимки видны компьютерам в скрытой папке .ckpt. Кнопкой «Изменить правило» изменения сохраняются, и вместо ежедневного снимка расписание теперь делает снимок каждую субботу в 01:00 и хранит его семь дней. Настройки проверяются на шаге «Сводка» (Summary), после чего нажимается кнопка «Готово» (Finish).</w:t>
-      </w:r>
-    </w:p>
-    <w:p>
-      <w:pPr>
-        <w:pStyle w:val="a7"/>
-        <w:rPr>
-          <w:lang w:val="ru-RU" w:eastAsia="en-US"/>
-        </w:rPr>
-      </w:pPr>
-      <w:r>
-        <w:rPr>
-          <w:lang w:val="ru-RU" w:eastAsia="en-US"/>
-        </w:rPr>
-        <w:t xml:space="preserve">На последнем шаге «Результаты» Unisphere показывает ход операции: сначала создаётся расписание защиты, затем оно назначается группе LUNGroup-FC (рисунок 1.11). Операция выполняется в фоне, за ней можно следить по ссылке Jobs в строке состояния.</w:t>
+        <w:t>Рисунок 1.10 – Изменение правила расписания</w:t>
+      </w:r>
+    </w:p>
+    <w:p>
+      <w:pPr>
+        <w:pStyle w:val="a7"/>
+        <w:rPr>
+          <w:lang w:val="ru-RU" w:eastAsia="en-US"/>
+        </w:rPr>
+      </w:pPr>
+      <w:r>
+        <w:rPr>
+          <w:lang w:val="ru-RU" w:eastAsia="en-US"/>
+        </w:rPr>
+        <w:t>Тип доступа имеет значение только для файловых систем: их снимки видны компьютерам в скрытой папке .ckpt. Кнопкой «Изменить правило» изменения сохраняются, и вместо ежедневного снимка расписание теперь делает снимок каждую субботу в 01:00 и хранит его семь дней. Настройки проверяются на шаге «Сводка» (Summary), после чего нажимается кнопка «Готово» (Finish).</w:t>
+      </w:r>
+    </w:p>
+    <w:p>
+      <w:pPr>
+        <w:pStyle w:val="a7"/>
+        <w:rPr>
+          <w:lang w:val="ru-RU" w:eastAsia="en-US"/>
+        </w:rPr>
+      </w:pPr>
+      <w:r>
+        <w:rPr>
+          <w:lang w:val="ru-RU" w:eastAsia="en-US"/>
+        </w:rPr>
+        <w:t>На последнем шаге «Результаты» Unisphere показывает ход операции: сначала создаётся расписание защиты, затем оно назначается группе LUNGroup-FC (рисунок 1.11). Операция выполняется в фоне, за ней можно следить по ссылке Jobs в строке состояния.</w:t>
       </w:r>
     </w:p>
     <w:p>
@@ -2998,9 +3077,9 @@
         </w:rPr>
         <w:lastRenderedPageBreak/>
         <w:drawing>
-          <wp:inline distT="0" distB="0" distL="0" distR="0" wp14:anchorId="475740FD" wp14:editId="796502FF">
-            <wp:extent cx="5400000" cy="3700449"/>
-            <wp:effectExtent l="0" t="0" r="0" b="0"/>
+          <wp:inline distT="0" distB="0" distL="0" distR="0" wp14:anchorId="475740FD" wp14:editId="4B186ED5">
+            <wp:extent cx="5163670" cy="3538499"/>
+            <wp:effectExtent l="0" t="0" r="5715" b="5080"/>
             <wp:docPr id="1011" name="Рисунок 1011"/>
             <wp:cNvGraphicFramePr>
               <a:graphicFrameLocks xmlns:a="http://schemas.openxmlformats.org/drawingml/2006/main" noChangeAspect="1"/>
@@ -3021,7 +3100,7 @@
                   <pic:spPr>
                     <a:xfrm>
                       <a:off x="0" y="0"/>
-                      <a:ext cx="5400000" cy="3700449"/>
+                      <a:ext cx="5175809" cy="3546818"/>
                     </a:xfrm>
                     <a:prstGeom prst="rect">
                       <a:avLst/>
@@ -3062,8 +3141,16 @@
         <w:rPr>
           <w:lang w:val="ru-RU" w:eastAsia="en-US"/>
         </w:rPr>
-        <w:t xml:space="preserve">Когда оба этапа завершены, мастер сообщает «Настройка успешно завершена», и появляется уведомление Job Completed (рисунок 1.12). Результат также проверяется на вкладке «Снимки» группы LUNGroup-FC: в поле «Расписание защиты данных» указывается назначенное расписание.</w:t>
-      </w:r>
+        <w:t>Когда оба этапа завершены, мастер сообщает «Настройка успешно завершена», и появляется уведомление Job Completed (рисунок 1.12). Результат также проверяется на вкладке «Снимки» группы LUNGroup-FC: в поле «Расписание защиты данных» указывается назначенное расписание.</w:t>
+      </w:r>
+    </w:p>
+    <w:p>
+      <w:pPr>
+        <w:pStyle w:val="a7"/>
+        <w:rPr>
+          <w:lang w:val="ru-RU" w:eastAsia="en-US"/>
+        </w:rPr>
+      </w:pPr>
     </w:p>
     <w:p>
       <w:pPr>
@@ -3080,11 +3167,10 @@
         <w:rPr>
           <w:noProof/>
         </w:rPr>
-        <w:lastRenderedPageBreak/>
         <w:drawing>
-          <wp:inline distT="0" distB="0" distL="0" distR="0" wp14:anchorId="3330EFB7" wp14:editId="77691BB7">
-            <wp:extent cx="5400000" cy="3700449"/>
-            <wp:effectExtent l="0" t="0" r="0" b="0"/>
+          <wp:inline distT="0" distB="0" distL="0" distR="0" wp14:anchorId="3330EFB7" wp14:editId="306E4B6C">
+            <wp:extent cx="5129343" cy="3514975"/>
+            <wp:effectExtent l="0" t="0" r="1905" b="3175"/>
             <wp:docPr id="1012" name="Рисунок 1012"/>
             <wp:cNvGraphicFramePr>
               <a:graphicFrameLocks xmlns:a="http://schemas.openxmlformats.org/drawingml/2006/main" noChangeAspect="1"/>
@@ -3105,7 +3191,7 @@
                   <pic:spPr>
                     <a:xfrm>
                       <a:off x="0" y="0"/>
-                      <a:ext cx="5400000" cy="3700449"/>
+                      <a:ext cx="5160092" cy="3536046"/>
                     </a:xfrm>
                     <a:prstGeom prst="rect">
                       <a:avLst/>
@@ -3176,35 +3262,35 @@
         <w:rPr>
           <w:lang w:val="ru-RU" w:eastAsia="en-US"/>
         </w:rPr>
-        <w:t xml:space="preserve">Анализ вывода powermt показал, что сначала PowerPath управлял тремя адаптерами сервера, часть путей к дискам не работала, а один адаптер отказал полностью. Команда powermt check удалила неисправные пути. После проверки остались два исправных адаптера и один массив, все пути к нему работают, значит, PowerPath настроен правильно.</w:t>
-      </w:r>
-    </w:p>
-    <w:p>
-      <w:pPr>
-        <w:pStyle w:val="a7"/>
-        <w:rPr>
-          <w:lang w:val="ru-RU" w:eastAsia="en-US"/>
-        </w:rPr>
-      </w:pPr>
-      <w:r>
-        <w:rPr>
-          <w:lang w:val="ru-RU" w:eastAsia="en-US"/>
-        </w:rPr>
-        <w:t xml:space="preserve">При изучении защиты в Unisphere рассмотрены расписания снимков и защита LUN и файловых систем. Оказалось, что группы LUNGroup-FC и RomaLun и файловая система FileSystem01 не защищены. Для группы LUNGroup-FC создано своё расписание со снимком каждую субботу в 01:00 и хранением семь дней, операция завершилась успешно.</w:t>
-      </w:r>
-    </w:p>
-    <w:p>
-      <w:pPr>
-        <w:pStyle w:val="a7"/>
-        <w:rPr>
-          <w:lang w:val="ru-RU" w:eastAsia="en-US"/>
-        </w:rPr>
-      </w:pPr>
-      <w:r>
-        <w:rPr>
-          <w:lang w:val="ru-RU" w:eastAsia="en-US"/>
-        </w:rPr>
-        <w:t xml:space="preserve">Многопутевой ввод-вывод защищает от обрывов связи между сервером и массивом, а снимки защищают от ошибок и порчи данных. Вместе они повышают доступность данных, но не заменяют резервное копирование на отдельный носитель.</w:t>
+        <w:t>Анализ вывода powermt показал, что сначала PowerPath управлял тремя адаптерами сервера, часть путей к дискам не работала, а один адаптер отказал полностью. Команда powermt check удалила неисправные пути. После проверки остались два исправных адаптера и один массив, все пути к нему работают, значит, PowerPath настроен правильно.</w:t>
+      </w:r>
+    </w:p>
+    <w:p>
+      <w:pPr>
+        <w:pStyle w:val="a7"/>
+        <w:rPr>
+          <w:lang w:val="ru-RU" w:eastAsia="en-US"/>
+        </w:rPr>
+      </w:pPr>
+      <w:r>
+        <w:rPr>
+          <w:lang w:val="ru-RU" w:eastAsia="en-US"/>
+        </w:rPr>
+        <w:t>При изучении защиты в Unisphere рассмотрены расписания снимков и защита LUN и файловых систем. Оказалось, что группы LUNGroup-FC и RomaLun и файловая система FileSystem01 не защищены. Для группы LUNGroup-FC создано своё расписание со снимком каждую субботу в 01:00 и хранением семь дней, операция завершилась успешно.</w:t>
+      </w:r>
+    </w:p>
+    <w:p>
+      <w:pPr>
+        <w:pStyle w:val="a7"/>
+        <w:rPr>
+          <w:lang w:val="ru-RU" w:eastAsia="en-US"/>
+        </w:rPr>
+      </w:pPr>
+      <w:r>
+        <w:rPr>
+          <w:lang w:val="ru-RU" w:eastAsia="en-US"/>
+        </w:rPr>
+        <w:t>Многопутевой ввод-вывод защищает от обрывов связи между сервером и массивом, а снимки защищают от ошибок и порчи данных. Вместе они повышают доступность данных, но не заменяют резервное копирование на отдельный носитель.</w:t>
       </w:r>
     </w:p>
     <w:sectPr>
